--- a/table_test.docx
+++ b/table_test.docx
@@ -246,7 +246,7 @@
       <w:r>
         <w:t xml:space="preserve"> </w:t>
       </w:r>
-      <w:hyperlink w:anchor="tbl-canopy-access">
+      <w:hyperlink w:anchor="tbl-park-types">
         <w:r>
           <w:rPr>
             <w:rStyle w:val="Hyperlink"/>
@@ -261,18 +261,74 @@
       </w:pPr>
       <w:r>
         <w:rPr>
-          <w:rStyle w:val="CommentTok"/>
-        </w:rPr>
-        <w:t xml:space="preserve"># Build data frame</w:t>
-      </w:r>
+          <w:rStyle w:val="FunctionTok"/>
+        </w:rPr>
+        <w:t xml:space="preserve">library</w:t>
+      </w:r>
+      <w:r>
+        <w:rPr>
+          <w:rStyle w:val="NormalTok"/>
+        </w:rPr>
+        <w:t xml:space="preserve">(flextable)</w:t>
+      </w:r>
+    </w:p>
+    <w:p>
+      <w:pPr>
+        <w:pStyle w:val="SourceCode"/>
+      </w:pPr>
+      <w:r>
+        <w:rPr>
+          <w:rStyle w:val="VerbatimChar"/>
+        </w:rPr>
+        <w:t xml:space="preserve">Warning: package 'flextable' was built under R version 4.5.3</w:t>
+      </w:r>
+    </w:p>
+    <w:p>
+      <w:pPr>
+        <w:pStyle w:val="SourceCode"/>
+      </w:pPr>
       <w:r>
         <w:br/>
       </w:r>
       <w:r>
         <w:rPr>
-          <w:rStyle w:val="NormalTok"/>
-        </w:rPr>
-        <w:t xml:space="preserve">canopy_access </w:t>
+          <w:rStyle w:val="VerbatimChar"/>
+        </w:rPr>
+        <w:t xml:space="preserve">Attaching package: 'flextable'</w:t>
+      </w:r>
+    </w:p>
+    <w:p>
+      <w:pPr>
+        <w:pStyle w:val="SourceCode"/>
+      </w:pPr>
+      <w:r>
+        <w:rPr>
+          <w:rStyle w:val="VerbatimChar"/>
+        </w:rPr>
+        <w:t xml:space="preserve">The following object is masked from 'package:purrr':</w:t>
+      </w:r>
+      <w:r>
+        <w:br/>
+      </w:r>
+      <w:r>
+        <w:br/>
+      </w:r>
+      <w:r>
+        <w:rPr>
+          <w:rStyle w:val="VerbatimChar"/>
+        </w:rPr>
+        <w:t xml:space="preserve">    compose</w:t>
+      </w:r>
+    </w:p>
+    <w:p>
+      <w:pPr>
+        <w:pStyle w:val="SourceCode"/>
+      </w:pPr>
+      <w:r>
+        <w:rPr>
+          <w:rStyle w:val="NormalTok"/>
+        </w:rPr>
+        <w:t xml:space="preserve">park_types </w:t>
       </w:r>
       <w:r>
         <w:rPr>
@@ -309,9 +365,21 @@
       </w:r>
       <w:r>
         <w:rPr>
+          <w:rStyle w:val="StringTok"/>
+        </w:rPr>
+        <w:t xml:space="preserve">`</w:t>
+      </w:r>
+      <w:r>
+        <w:rPr>
           <w:rStyle w:val="AttributeTok"/>
         </w:rPr>
-        <w:t xml:space="preserve">category =</w:t>
+        <w:t xml:space="preserve">Park type</w:t>
+      </w:r>
+      <w:r>
+        <w:rPr>
+          <w:rStyle w:val="StringTok"/>
+        </w:rPr>
+        <w:t xml:space="preserve">`</w:t>
       </w:r>
       <w:r>
         <w:rPr>
@@ -321,6 +389,18 @@
       </w:r>
       <w:r>
         <w:rPr>
+          <w:rStyle w:val="OtherTok"/>
+        </w:rPr>
+        <w:t xml:space="preserve">=</w:t>
+      </w:r>
+      <w:r>
+        <w:rPr>
+          <w:rStyle w:val="NormalTok"/>
+        </w:rPr>
+        <w:t xml:space="preserve"> </w:t>
+      </w:r>
+      <w:r>
+        <w:rPr>
           <w:rStyle w:val="FunctionTok"/>
         </w:rPr>
         <w:t xml:space="preserve">c</w:t>
@@ -335,7 +415,7 @@
         <w:rPr>
           <w:rStyle w:val="StringTok"/>
         </w:rPr>
-        <w:t xml:space="preserve">"HH"</w:t>
+        <w:t xml:space="preserve">"Pocket"</w:t>
       </w:r>
       <w:r>
         <w:rPr>
@@ -347,7 +427,7 @@
         <w:rPr>
           <w:rStyle w:val="StringTok"/>
         </w:rPr>
-        <w:t xml:space="preserve">"HL"</w:t>
+        <w:t xml:space="preserve">"Linear"</w:t>
       </w:r>
       <w:r>
         <w:rPr>
@@ -359,7 +439,7 @@
         <w:rPr>
           <w:rStyle w:val="StringTok"/>
         </w:rPr>
-        <w:t xml:space="preserve">"LH"</w:t>
+        <w:t xml:space="preserve">"Neighborhood"</w:t>
       </w:r>
       <w:r>
         <w:rPr>
@@ -371,7 +451,19 @@
         <w:rPr>
           <w:rStyle w:val="StringTok"/>
         </w:rPr>
-        <w:t xml:space="preserve">"LL"</w:t>
+        <w:t xml:space="preserve">"Community"</w:t>
+      </w:r>
+      <w:r>
+        <w:rPr>
+          <w:rStyle w:val="NormalTok"/>
+        </w:rPr>
+        <w:t xml:space="preserve">, </w:t>
+      </w:r>
+      <w:r>
+        <w:rPr>
+          <w:rStyle w:val="StringTok"/>
+        </w:rPr>
+        <w:t xml:space="preserve">"Regional"</w:t>
       </w:r>
       <w:r>
         <w:rPr>
@@ -390,9 +482,21 @@
       </w:r>
       <w:r>
         <w:rPr>
+          <w:rStyle w:val="StringTok"/>
+        </w:rPr>
+        <w:t xml:space="preserve">`</w:t>
+      </w:r>
+      <w:r>
+        <w:rPr>
           <w:rStyle w:val="AttributeTok"/>
         </w:rPr>
-        <w:t xml:space="preserve">rule =</w:t>
+        <w:t xml:space="preserve">Typical amenities</w:t>
+      </w:r>
+      <w:r>
+        <w:rPr>
+          <w:rStyle w:val="StringTok"/>
+        </w:rPr>
+        <w:t xml:space="preserve">`</w:t>
       </w:r>
       <w:r>
         <w:rPr>
@@ -402,6 +506,18 @@
       </w:r>
       <w:r>
         <w:rPr>
+          <w:rStyle w:val="OtherTok"/>
+        </w:rPr>
+        <w:t xml:space="preserve">=</w:t>
+      </w:r>
+      <w:r>
+        <w:rPr>
+          <w:rStyle w:val="NormalTok"/>
+        </w:rPr>
+        <w:t xml:space="preserve"> </w:t>
+      </w:r>
+      <w:r>
+        <w:rPr>
           <w:rStyle w:val="FunctionTok"/>
         </w:rPr>
         <w:t xml:space="preserve">c</w:t>
@@ -413,10 +529,175 @@
         <w:t xml:space="preserve">(</w:t>
       </w:r>
       <w:r>
+        <w:br/>
+      </w:r>
+      <w:r>
+        <w:rPr>
+          <w:rStyle w:val="NormalTok"/>
+        </w:rPr>
+        <w:t xml:space="preserve">    </w:t>
+      </w:r>
+      <w:r>
         <w:rPr>
           <w:rStyle w:val="StringTok"/>
         </w:rPr>
-        <w:t xml:space="preserve">"High RTCC + High PTAS"</w:t>
+        <w:t xml:space="preserve">"Playground; small open area; picnic areas"</w:t>
+      </w:r>
+      <w:r>
+        <w:rPr>
+          <w:rStyle w:val="NormalTok"/>
+        </w:rPr>
+        <w:t xml:space="preserve">,</w:t>
+      </w:r>
+      <w:r>
+        <w:br/>
+      </w:r>
+      <w:r>
+        <w:rPr>
+          <w:rStyle w:val="NormalTok"/>
+        </w:rPr>
+        <w:t xml:space="preserve">    </w:t>
+      </w:r>
+      <w:r>
+        <w:rPr>
+          <w:rStyle w:val="StringTok"/>
+        </w:rPr>
+        <w:t xml:space="preserve">"Linear open space; walking/biking path; fitness equipment; picnic areas"</w:t>
+      </w:r>
+      <w:r>
+        <w:rPr>
+          <w:rStyle w:val="NormalTok"/>
+        </w:rPr>
+        <w:t xml:space="preserve">,</w:t>
+      </w:r>
+      <w:r>
+        <w:br/>
+      </w:r>
+      <w:r>
+        <w:rPr>
+          <w:rStyle w:val="NormalTok"/>
+        </w:rPr>
+        <w:t xml:space="preserve">    </w:t>
+      </w:r>
+      <w:r>
+        <w:rPr>
+          <w:rStyle w:val="StringTok"/>
+        </w:rPr>
+        <w:t xml:space="preserve">"Open space; playground; sports fields; fitness equipment; picnic areas"</w:t>
+      </w:r>
+      <w:r>
+        <w:rPr>
+          <w:rStyle w:val="NormalTok"/>
+        </w:rPr>
+        <w:t xml:space="preserve">,</w:t>
+      </w:r>
+      <w:r>
+        <w:br/>
+      </w:r>
+      <w:r>
+        <w:rPr>
+          <w:rStyle w:val="NormalTok"/>
+        </w:rPr>
+        <w:t xml:space="preserve">    </w:t>
+      </w:r>
+      <w:r>
+        <w:rPr>
+          <w:rStyle w:val="StringTok"/>
+        </w:rPr>
+        <w:t xml:space="preserve">"Amenities found in neighborhood parks, plus: swimming pool; recreational center; dog park; skate plaza; pond"</w:t>
+      </w:r>
+      <w:r>
+        <w:rPr>
+          <w:rStyle w:val="NormalTok"/>
+        </w:rPr>
+        <w:t xml:space="preserve">,</w:t>
+      </w:r>
+      <w:r>
+        <w:br/>
+      </w:r>
+      <w:r>
+        <w:rPr>
+          <w:rStyle w:val="NormalTok"/>
+        </w:rPr>
+        <w:t xml:space="preserve">    </w:t>
+      </w:r>
+      <w:r>
+        <w:rPr>
+          <w:rStyle w:val="StringTok"/>
+        </w:rPr>
+        <w:t xml:space="preserve">"Amenities found in community parks, plus: community/senior center; sports complex and concessions; skate park"</w:t>
+      </w:r>
+      <w:r>
+        <w:br/>
+      </w:r>
+      <w:r>
+        <w:rPr>
+          <w:rStyle w:val="NormalTok"/>
+        </w:rPr>
+        <w:t xml:space="preserve">  ),</w:t>
+      </w:r>
+      <w:r>
+        <w:br/>
+      </w:r>
+      <w:r>
+        <w:rPr>
+          <w:rStyle w:val="NormalTok"/>
+        </w:rPr>
+        <w:t xml:space="preserve">  </w:t>
+      </w:r>
+      <w:r>
+        <w:rPr>
+          <w:rStyle w:val="StringTok"/>
+        </w:rPr>
+        <w:t xml:space="preserve">`</w:t>
+      </w:r>
+      <w:r>
+        <w:rPr>
+          <w:rStyle w:val="AttributeTok"/>
+        </w:rPr>
+        <w:t xml:space="preserve">n</w:t>
+      </w:r>
+      <w:r>
+        <w:rPr>
+          <w:rStyle w:val="StringTok"/>
+        </w:rPr>
+        <w:t xml:space="preserve">`</w:t>
+      </w:r>
+      <w:r>
+        <w:rPr>
+          <w:rStyle w:val="NormalTok"/>
+        </w:rPr>
+        <w:t xml:space="preserve"> </w:t>
+      </w:r>
+      <w:r>
+        <w:rPr>
+          <w:rStyle w:val="OtherTok"/>
+        </w:rPr>
+        <w:t xml:space="preserve">=</w:t>
+      </w:r>
+      <w:r>
+        <w:rPr>
+          <w:rStyle w:val="NormalTok"/>
+        </w:rPr>
+        <w:t xml:space="preserve"> </w:t>
+      </w:r>
+      <w:r>
+        <w:rPr>
+          <w:rStyle w:val="FunctionTok"/>
+        </w:rPr>
+        <w:t xml:space="preserve">c</w:t>
+      </w:r>
+      <w:r>
+        <w:rPr>
+          <w:rStyle w:val="NormalTok"/>
+        </w:rPr>
+        <w:t xml:space="preserve">(</w:t>
+      </w:r>
+      <w:r>
+        <w:rPr>
+          <w:rStyle w:val="StringTok"/>
+        </w:rPr>
+        <w:t xml:space="preserve">"26"</w:t>
       </w:r>
       <w:r>
         <w:rPr>
@@ -425,19 +706,115 @@
         <w:t xml:space="preserve">, </w:t>
       </w:r>
       <w:r>
+        <w:rPr>
+          <w:rStyle w:val="StringTok"/>
+        </w:rPr>
+        <w:t xml:space="preserve">"4"</w:t>
+      </w:r>
+      <w:r>
+        <w:rPr>
+          <w:rStyle w:val="NormalTok"/>
+        </w:rPr>
+        <w:t xml:space="preserve">, </w:t>
+      </w:r>
+      <w:r>
+        <w:rPr>
+          <w:rStyle w:val="StringTok"/>
+        </w:rPr>
+        <w:t xml:space="preserve">"84"</w:t>
+      </w:r>
+      <w:r>
+        <w:rPr>
+          <w:rStyle w:val="NormalTok"/>
+        </w:rPr>
+        <w:t xml:space="preserve">, </w:t>
+      </w:r>
+      <w:r>
+        <w:rPr>
+          <w:rStyle w:val="StringTok"/>
+        </w:rPr>
+        <w:t xml:space="preserve">"47"</w:t>
+      </w:r>
+      <w:r>
+        <w:rPr>
+          <w:rStyle w:val="NormalTok"/>
+        </w:rPr>
+        <w:t xml:space="preserve">, </w:t>
+      </w:r>
+      <w:r>
+        <w:rPr>
+          <w:rStyle w:val="StringTok"/>
+        </w:rPr>
+        <w:t xml:space="preserve">"16"</w:t>
+      </w:r>
+      <w:r>
+        <w:rPr>
+          <w:rStyle w:val="NormalTok"/>
+        </w:rPr>
+        <w:t xml:space="preserve">),</w:t>
+      </w:r>
+      <w:r>
         <w:br/>
       </w:r>
       <w:r>
         <w:rPr>
           <w:rStyle w:val="NormalTok"/>
         </w:rPr>
-        <w:t xml:space="preserve">           </w:t>
+        <w:t xml:space="preserve">  </w:t>
       </w:r>
       <w:r>
         <w:rPr>
           <w:rStyle w:val="StringTok"/>
         </w:rPr>
-        <w:t xml:space="preserve">"High RTCC + Low PTAS"</w:t>
+        <w:t xml:space="preserve">`</w:t>
+      </w:r>
+      <w:r>
+        <w:rPr>
+          <w:rStyle w:val="AttributeTok"/>
+        </w:rPr>
+        <w:t xml:space="preserve">Size (ha)</w:t>
+      </w:r>
+      <w:r>
+        <w:rPr>
+          <w:rStyle w:val="StringTok"/>
+        </w:rPr>
+        <w:t xml:space="preserve">`</w:t>
+      </w:r>
+      <w:r>
+        <w:rPr>
+          <w:rStyle w:val="NormalTok"/>
+        </w:rPr>
+        <w:t xml:space="preserve"> </w:t>
+      </w:r>
+      <w:r>
+        <w:rPr>
+          <w:rStyle w:val="OtherTok"/>
+        </w:rPr>
+        <w:t xml:space="preserve">=</w:t>
+      </w:r>
+      <w:r>
+        <w:rPr>
+          <w:rStyle w:val="NormalTok"/>
+        </w:rPr>
+        <w:t xml:space="preserve"> </w:t>
+      </w:r>
+      <w:r>
+        <w:rPr>
+          <w:rStyle w:val="FunctionTok"/>
+        </w:rPr>
+        <w:t xml:space="preserve">c</w:t>
+      </w:r>
+      <w:r>
+        <w:rPr>
+          <w:rStyle w:val="NormalTok"/>
+        </w:rPr>
+        <w:t xml:space="preserve">(</w:t>
+      </w:r>
+      <w:r>
+        <w:rPr>
+          <w:rStyle w:val="StringTok"/>
+        </w:rPr>
+        <w:t xml:space="preserve">"&lt;0.8"</w:t>
       </w:r>
       <w:r>
         <w:rPr>
@@ -446,25 +823,169 @@
         <w:t xml:space="preserve">, </w:t>
       </w:r>
       <w:r>
+        <w:rPr>
+          <w:rStyle w:val="StringTok"/>
+        </w:rPr>
+        <w:t xml:space="preserve">"Various"</w:t>
+      </w:r>
+      <w:r>
+        <w:rPr>
+          <w:rStyle w:val="NormalTok"/>
+        </w:rPr>
+        <w:t xml:space="preserve">, </w:t>
+      </w:r>
+      <w:r>
+        <w:rPr>
+          <w:rStyle w:val="StringTok"/>
+        </w:rPr>
+        <w:t xml:space="preserve">"0.8-11.9"</w:t>
+      </w:r>
+      <w:r>
+        <w:rPr>
+          <w:rStyle w:val="NormalTok"/>
+        </w:rPr>
+        <w:t xml:space="preserve">, </w:t>
+      </w:r>
+      <w:r>
+        <w:rPr>
+          <w:rStyle w:val="StringTok"/>
+        </w:rPr>
+        <w:t xml:space="preserve">"12-20"</w:t>
+      </w:r>
+      <w:r>
+        <w:rPr>
+          <w:rStyle w:val="NormalTok"/>
+        </w:rPr>
+        <w:t xml:space="preserve">, </w:t>
+      </w:r>
+      <w:r>
+        <w:rPr>
+          <w:rStyle w:val="StringTok"/>
+        </w:rPr>
+        <w:t xml:space="preserve">"&gt;20"</w:t>
+      </w:r>
+      <w:r>
+        <w:rPr>
+          <w:rStyle w:val="NormalTok"/>
+        </w:rPr>
+        <w:t xml:space="preserve">),</w:t>
+      </w:r>
+      <w:r>
         <w:br/>
       </w:r>
       <w:r>
         <w:rPr>
           <w:rStyle w:val="NormalTok"/>
         </w:rPr>
-        <w:t xml:space="preserve">           </w:t>
+        <w:t xml:space="preserve">  </w:t>
       </w:r>
       <w:r>
         <w:rPr>
           <w:rStyle w:val="StringTok"/>
         </w:rPr>
-        <w:t xml:space="preserve">"Low RTCC + High PTAS"</w:t>
-      </w:r>
-      <w:r>
-        <w:rPr>
-          <w:rStyle w:val="NormalTok"/>
-        </w:rPr>
-        <w:t xml:space="preserve">,</w:t>
+        <w:t xml:space="preserve">`</w:t>
+      </w:r>
+      <w:r>
+        <w:rPr>
+          <w:rStyle w:val="AttributeTok"/>
+        </w:rPr>
+        <w:t xml:space="preserve">Service area radius (km)</w:t>
+      </w:r>
+      <w:r>
+        <w:rPr>
+          <w:rStyle w:val="StringTok"/>
+        </w:rPr>
+        <w:t xml:space="preserve">`</w:t>
+      </w:r>
+      <w:r>
+        <w:rPr>
+          <w:rStyle w:val="NormalTok"/>
+        </w:rPr>
+        <w:t xml:space="preserve"> </w:t>
+      </w:r>
+      <w:r>
+        <w:rPr>
+          <w:rStyle w:val="OtherTok"/>
+        </w:rPr>
+        <w:t xml:space="preserve">=</w:t>
+      </w:r>
+      <w:r>
+        <w:rPr>
+          <w:rStyle w:val="NormalTok"/>
+        </w:rPr>
+        <w:t xml:space="preserve"> </w:t>
+      </w:r>
+      <w:r>
+        <w:rPr>
+          <w:rStyle w:val="FunctionTok"/>
+        </w:rPr>
+        <w:t xml:space="preserve">c</w:t>
+      </w:r>
+      <w:r>
+        <w:rPr>
+          <w:rStyle w:val="NormalTok"/>
+        </w:rPr>
+        <w:t xml:space="preserve">(</w:t>
+      </w:r>
+      <w:r>
+        <w:rPr>
+          <w:rStyle w:val="StringTok"/>
+        </w:rPr>
+        <w:t xml:space="preserve">"0.8"</w:t>
+      </w:r>
+      <w:r>
+        <w:rPr>
+          <w:rStyle w:val="NormalTok"/>
+        </w:rPr>
+        <w:t xml:space="preserve">, </w:t>
+      </w:r>
+      <w:r>
+        <w:rPr>
+          <w:rStyle w:val="StringTok"/>
+        </w:rPr>
+        <w:t xml:space="preserve">"0.8"</w:t>
+      </w:r>
+      <w:r>
+        <w:rPr>
+          <w:rStyle w:val="NormalTok"/>
+        </w:rPr>
+        <w:t xml:space="preserve">, </w:t>
+      </w:r>
+      <w:r>
+        <w:rPr>
+          <w:rStyle w:val="StringTok"/>
+        </w:rPr>
+        <w:t xml:space="preserve">"1.6"</w:t>
+      </w:r>
+      <w:r>
+        <w:rPr>
+          <w:rStyle w:val="NormalTok"/>
+        </w:rPr>
+        <w:t xml:space="preserve">, </w:t>
+      </w:r>
+      <w:r>
+        <w:rPr>
+          <w:rStyle w:val="StringTok"/>
+        </w:rPr>
+        <w:t xml:space="preserve">"4.8"</w:t>
+      </w:r>
+      <w:r>
+        <w:rPr>
+          <w:rStyle w:val="NormalTok"/>
+        </w:rPr>
+        <w:t xml:space="preserve">, </w:t>
+      </w:r>
+      <w:r>
+        <w:rPr>
+          <w:rStyle w:val="StringTok"/>
+        </w:rPr>
+        <w:t xml:space="preserve">"8.0"</w:t>
+      </w:r>
+      <w:r>
+        <w:rPr>
+          <w:rStyle w:val="NormalTok"/>
+        </w:rPr>
+        <w:t xml:space="preserve">),</w:t>
       </w:r>
       <w:r>
         <w:br/>
@@ -473,19 +994,190 @@
         <w:rPr>
           <w:rStyle w:val="NormalTok"/>
         </w:rPr>
-        <w:t xml:space="preserve">           </w:t>
+        <w:t xml:space="preserve">  </w:t>
+      </w:r>
+      <w:r>
+        <w:rPr>
+          <w:rStyle w:val="AttributeTok"/>
+        </w:rPr>
+        <w:t xml:space="preserve">check.names =</w:t>
+      </w:r>
+      <w:r>
+        <w:rPr>
+          <w:rStyle w:val="NormalTok"/>
+        </w:rPr>
+        <w:t xml:space="preserve"> </w:t>
+      </w:r>
+      <w:r>
+        <w:rPr>
+          <w:rStyle w:val="ConstantTok"/>
+        </w:rPr>
+        <w:t xml:space="preserve">FALSE</w:t>
+      </w:r>
+      <w:r>
+        <w:br/>
+      </w:r>
+      <w:r>
+        <w:rPr>
+          <w:rStyle w:val="NormalTok"/>
+        </w:rPr>
+        <w:t xml:space="preserve">)</w:t>
+      </w:r>
+      <w:r>
+        <w:br/>
+      </w:r>
+      <w:r>
+        <w:br/>
+      </w:r>
+      <w:r>
+        <w:rPr>
+          <w:rStyle w:val="NormalTok"/>
+        </w:rPr>
+        <w:t xml:space="preserve">park_types </w:t>
+      </w:r>
+      <w:r>
+        <w:rPr>
+          <w:rStyle w:val="SpecialCharTok"/>
+        </w:rPr>
+        <w:t xml:space="preserve">|&gt;</w:t>
+      </w:r>
+      <w:r>
+        <w:br/>
+      </w:r>
+      <w:r>
+        <w:rPr>
+          <w:rStyle w:val="NormalTok"/>
+        </w:rPr>
+        <w:t xml:space="preserve">  </w:t>
+      </w:r>
+      <w:r>
+        <w:rPr>
+          <w:rStyle w:val="FunctionTok"/>
+        </w:rPr>
+        <w:t xml:space="preserve">flextable</w:t>
+      </w:r>
+      <w:r>
+        <w:rPr>
+          <w:rStyle w:val="NormalTok"/>
+        </w:rPr>
+        <w:t xml:space="preserve">() </w:t>
+      </w:r>
+      <w:r>
+        <w:rPr>
+          <w:rStyle w:val="SpecialCharTok"/>
+        </w:rPr>
+        <w:t xml:space="preserve">|&gt;</w:t>
+      </w:r>
+      <w:r>
+        <w:br/>
+      </w:r>
+      <w:r>
+        <w:rPr>
+          <w:rStyle w:val="NormalTok"/>
+        </w:rPr>
+        <w:t xml:space="preserve">  </w:t>
+      </w:r>
+      <w:r>
+        <w:rPr>
+          <w:rStyle w:val="FunctionTok"/>
+        </w:rPr>
+        <w:t xml:space="preserve">align</w:t>
+      </w:r>
+      <w:r>
+        <w:rPr>
+          <w:rStyle w:val="NormalTok"/>
+        </w:rPr>
+        <w:t xml:space="preserve">(</w:t>
+      </w:r>
+      <w:r>
+        <w:rPr>
+          <w:rStyle w:val="AttributeTok"/>
+        </w:rPr>
+        <w:t xml:space="preserve">j =</w:t>
+      </w:r>
+      <w:r>
+        <w:rPr>
+          <w:rStyle w:val="NormalTok"/>
+        </w:rPr>
+        <w:t xml:space="preserve"> </w:t>
+      </w:r>
+      <w:r>
+        <w:rPr>
+          <w:rStyle w:val="DecValTok"/>
+        </w:rPr>
+        <w:t xml:space="preserve">3</w:t>
+      </w:r>
+      <w:r>
+        <w:rPr>
+          <w:rStyle w:val="SpecialCharTok"/>
+        </w:rPr>
+        <w:t xml:space="preserve">:</w:t>
+      </w:r>
+      <w:r>
+        <w:rPr>
+          <w:rStyle w:val="DecValTok"/>
+        </w:rPr>
+        <w:t xml:space="preserve">4</w:t>
+      </w:r>
+      <w:r>
+        <w:rPr>
+          <w:rStyle w:val="NormalTok"/>
+        </w:rPr>
+        <w:t xml:space="preserve">, </w:t>
+      </w:r>
+      <w:r>
+        <w:rPr>
+          <w:rStyle w:val="AttributeTok"/>
+        </w:rPr>
+        <w:t xml:space="preserve">align =</w:t>
+      </w:r>
+      <w:r>
+        <w:rPr>
+          <w:rStyle w:val="NormalTok"/>
+        </w:rPr>
+        <w:t xml:space="preserve"> </w:t>
       </w:r>
       <w:r>
         <w:rPr>
           <w:rStyle w:val="StringTok"/>
         </w:rPr>
-        <w:t xml:space="preserve">"Low RTCC + Low PTAS"</w:t>
-      </w:r>
-      <w:r>
-        <w:rPr>
-          <w:rStyle w:val="NormalTok"/>
-        </w:rPr>
-        <w:t xml:space="preserve">),</w:t>
+        <w:t xml:space="preserve">"center"</w:t>
+      </w:r>
+      <w:r>
+        <w:rPr>
+          <w:rStyle w:val="NormalTok"/>
+        </w:rPr>
+        <w:t xml:space="preserve">, </w:t>
+      </w:r>
+      <w:r>
+        <w:rPr>
+          <w:rStyle w:val="AttributeTok"/>
+        </w:rPr>
+        <w:t xml:space="preserve">part =</w:t>
+      </w:r>
+      <w:r>
+        <w:rPr>
+          <w:rStyle w:val="NormalTok"/>
+        </w:rPr>
+        <w:t xml:space="preserve"> </w:t>
+      </w:r>
+      <w:r>
+        <w:rPr>
+          <w:rStyle w:val="StringTok"/>
+        </w:rPr>
+        <w:t xml:space="preserve">"all"</w:t>
+      </w:r>
+      <w:r>
+        <w:rPr>
+          <w:rStyle w:val="NormalTok"/>
+        </w:rPr>
+        <w:t xml:space="preserve">) </w:t>
+      </w:r>
+      <w:r>
+        <w:rPr>
+          <w:rStyle w:val="SpecialCharTok"/>
+        </w:rPr>
+        <w:t xml:space="preserve">|&gt;</w:t>
       </w:r>
       <w:r>
         <w:br/>
@@ -498,9 +1190,21 @@
       </w:r>
       <w:r>
         <w:rPr>
+          <w:rStyle w:val="FunctionTok"/>
+        </w:rPr>
+        <w:t xml:space="preserve">italic</w:t>
+      </w:r>
+      <w:r>
+        <w:rPr>
+          <w:rStyle w:val="NormalTok"/>
+        </w:rPr>
+        <w:t xml:space="preserve">(</w:t>
+      </w:r>
+      <w:r>
+        <w:rPr>
           <w:rStyle w:val="AttributeTok"/>
         </w:rPr>
-        <w:t xml:space="preserve">desc =</w:t>
+        <w:t xml:space="preserve">j =</w:t>
       </w:r>
       <w:r>
         <w:rPr>
@@ -510,9 +1214,93 @@
       </w:r>
       <w:r>
         <w:rPr>
+          <w:rStyle w:val="StringTok"/>
+        </w:rPr>
+        <w:t xml:space="preserve">"n"</w:t>
+      </w:r>
+      <w:r>
+        <w:rPr>
+          <w:rStyle w:val="NormalTok"/>
+        </w:rPr>
+        <w:t xml:space="preserve">, </w:t>
+      </w:r>
+      <w:r>
+        <w:rPr>
+          <w:rStyle w:val="AttributeTok"/>
+        </w:rPr>
+        <w:t xml:space="preserve">part =</w:t>
+      </w:r>
+      <w:r>
+        <w:rPr>
+          <w:rStyle w:val="NormalTok"/>
+        </w:rPr>
+        <w:t xml:space="preserve"> </w:t>
+      </w:r>
+      <w:r>
+        <w:rPr>
+          <w:rStyle w:val="StringTok"/>
+        </w:rPr>
+        <w:t xml:space="preserve">"header"</w:t>
+      </w:r>
+      <w:r>
+        <w:rPr>
+          <w:rStyle w:val="NormalTok"/>
+        </w:rPr>
+        <w:t xml:space="preserve">) </w:t>
+      </w:r>
+      <w:r>
+        <w:rPr>
+          <w:rStyle w:val="SpecialCharTok"/>
+        </w:rPr>
+        <w:t xml:space="preserve">|&gt;</w:t>
+      </w:r>
+      <w:r>
+        <w:br/>
+      </w:r>
+      <w:r>
+        <w:rPr>
+          <w:rStyle w:val="NormalTok"/>
+        </w:rPr>
+        <w:t xml:space="preserve">  </w:t>
+      </w:r>
+      <w:r>
+        <w:rPr>
           <w:rStyle w:val="FunctionTok"/>
         </w:rPr>
-        <w:t xml:space="preserve">c</w:t>
+        <w:t xml:space="preserve">autofit</w:t>
+      </w:r>
+      <w:r>
+        <w:rPr>
+          <w:rStyle w:val="NormalTok"/>
+        </w:rPr>
+        <w:t xml:space="preserve">() </w:t>
+      </w:r>
+      <w:r>
+        <w:rPr>
+          <w:rStyle w:val="SpecialCharTok"/>
+        </w:rPr>
+        <w:t xml:space="preserve">|&gt;</w:t>
+      </w:r>
+      <w:r>
+        <w:rPr>
+          <w:rStyle w:val="NormalTok"/>
+        </w:rPr>
+        <w:t xml:space="preserve"> </w:t>
+      </w:r>
+      <w:r>
+        <w:br/>
+      </w:r>
+      <w:r>
+        <w:rPr>
+          <w:rStyle w:val="NormalTok"/>
+        </w:rPr>
+        <w:t xml:space="preserve">  </w:t>
+      </w:r>
+      <w:r>
+        <w:rPr>
+          <w:rStyle w:val="FunctionTok"/>
+        </w:rPr>
+        <w:t xml:space="preserve">fit_to_width</w:t>
       </w:r>
       <w:r>
         <w:rPr>
@@ -522,162 +1310,90 @@
       </w:r>
       <w:r>
         <w:rPr>
+          <w:rStyle w:val="FloatTok"/>
+        </w:rPr>
+        <w:t xml:space="preserve">6.5</w:t>
+      </w:r>
+      <w:r>
+        <w:rPr>
+          <w:rStyle w:val="NormalTok"/>
+        </w:rPr>
+        <w:t xml:space="preserve">) </w:t>
+      </w:r>
+      <w:r>
+        <w:rPr>
+          <w:rStyle w:val="SpecialCharTok"/>
+        </w:rPr>
+        <w:t xml:space="preserve">|&gt;</w:t>
+      </w:r>
+      <w:r>
+        <w:rPr>
+          <w:rStyle w:val="NormalTok"/>
+        </w:rPr>
+        <w:t xml:space="preserve"> </w:t>
+      </w:r>
+      <w:r>
+        <w:br/>
+      </w:r>
+      <w:r>
+        <w:rPr>
+          <w:rStyle w:val="NormalTok"/>
+        </w:rPr>
+        <w:t xml:space="preserve">  </w:t>
+      </w:r>
+      <w:r>
+        <w:rPr>
+          <w:rStyle w:val="FunctionTok"/>
+        </w:rPr>
+        <w:t xml:space="preserve">fontsize</w:t>
+      </w:r>
+      <w:r>
+        <w:rPr>
+          <w:rStyle w:val="NormalTok"/>
+        </w:rPr>
+        <w:t xml:space="preserve">(</w:t>
+      </w:r>
+      <w:r>
+        <w:rPr>
+          <w:rStyle w:val="AttributeTok"/>
+        </w:rPr>
+        <w:t xml:space="preserve">size =</w:t>
+      </w:r>
+      <w:r>
+        <w:rPr>
+          <w:rStyle w:val="NormalTok"/>
+        </w:rPr>
+        <w:t xml:space="preserve"> </w:t>
+      </w:r>
+      <w:r>
+        <w:rPr>
+          <w:rStyle w:val="DecValTok"/>
+        </w:rPr>
+        <w:t xml:space="preserve">12</w:t>
+      </w:r>
+      <w:r>
+        <w:rPr>
+          <w:rStyle w:val="NormalTok"/>
+        </w:rPr>
+        <w:t xml:space="preserve">, </w:t>
+      </w:r>
+      <w:r>
+        <w:rPr>
+          <w:rStyle w:val="AttributeTok"/>
+        </w:rPr>
+        <w:t xml:space="preserve">part =</w:t>
+      </w:r>
+      <w:r>
+        <w:rPr>
+          <w:rStyle w:val="NormalTok"/>
+        </w:rPr>
+        <w:t xml:space="preserve"> </w:t>
+      </w:r>
+      <w:r>
+        <w:rPr>
           <w:rStyle w:val="StringTok"/>
         </w:rPr>
-        <w:t xml:space="preserve">"Abundant residential and park tree canopy"</w:t>
-      </w:r>
-      <w:r>
-        <w:rPr>
-          <w:rStyle w:val="NormalTok"/>
-        </w:rPr>
-        <w:t xml:space="preserve">,</w:t>
-      </w:r>
-      <w:r>
-        <w:br/>
-      </w:r>
-      <w:r>
-        <w:rPr>
-          <w:rStyle w:val="NormalTok"/>
-        </w:rPr>
-        <w:t xml:space="preserve">           </w:t>
-      </w:r>
-      <w:r>
-        <w:rPr>
-          <w:rStyle w:val="StringTok"/>
-        </w:rPr>
-        <w:t xml:space="preserve">"Abundant residential tree canopy, but low park tree access"</w:t>
-      </w:r>
-      <w:r>
-        <w:rPr>
-          <w:rStyle w:val="NormalTok"/>
-        </w:rPr>
-        <w:t xml:space="preserve">,</w:t>
-      </w:r>
-      <w:r>
-        <w:br/>
-      </w:r>
-      <w:r>
-        <w:rPr>
-          <w:rStyle w:val="NormalTok"/>
-        </w:rPr>
-        <w:t xml:space="preserve">           </w:t>
-      </w:r>
-      <w:r>
-        <w:rPr>
-          <w:rStyle w:val="StringTok"/>
-        </w:rPr>
-        <w:t xml:space="preserve">"Low residential tree canopy, but parks provide tree canopy refuge"</w:t>
-      </w:r>
-      <w:r>
-        <w:rPr>
-          <w:rStyle w:val="NormalTok"/>
-        </w:rPr>
-        <w:t xml:space="preserve">,</w:t>
-      </w:r>
-      <w:r>
-        <w:br/>
-      </w:r>
-      <w:r>
-        <w:rPr>
-          <w:rStyle w:val="NormalTok"/>
-        </w:rPr>
-        <w:t xml:space="preserve">           </w:t>
-      </w:r>
-      <w:r>
-        <w:rPr>
-          <w:rStyle w:val="StringTok"/>
-        </w:rPr>
-        <w:t xml:space="preserve">"Residential and park tree canopy desert"</w:t>
-      </w:r>
-      <w:r>
-        <w:rPr>
-          <w:rStyle w:val="NormalTok"/>
-        </w:rPr>
-        <w:t xml:space="preserve">),</w:t>
-      </w:r>
-      <w:r>
-        <w:br/>
-      </w:r>
-      <w:r>
-        <w:rPr>
-          <w:rStyle w:val="NormalTok"/>
-        </w:rPr>
-        <w:t xml:space="preserve">  </w:t>
-      </w:r>
-      <w:r>
-        <w:rPr>
-          <w:rStyle w:val="AttributeTok"/>
-        </w:rPr>
-        <w:t xml:space="preserve">bg_pct =</w:t>
-      </w:r>
-      <w:r>
-        <w:rPr>
-          <w:rStyle w:val="NormalTok"/>
-        </w:rPr>
-        <w:t xml:space="preserve"> </w:t>
-      </w:r>
-      <w:r>
-        <w:rPr>
-          <w:rStyle w:val="FunctionTok"/>
-        </w:rPr>
-        <w:t xml:space="preserve">c</w:t>
-      </w:r>
-      <w:r>
-        <w:rPr>
-          <w:rStyle w:val="NormalTok"/>
-        </w:rPr>
-        <w:t xml:space="preserve">(</w:t>
-      </w:r>
-      <w:r>
-        <w:rPr>
-          <w:rStyle w:val="StringTok"/>
-        </w:rPr>
-        <w:t xml:space="preserve">"89 (9.0)"</w:t>
-      </w:r>
-      <w:r>
-        <w:rPr>
-          <w:rStyle w:val="NormalTok"/>
-        </w:rPr>
-        <w:t xml:space="preserve">, </w:t>
-      </w:r>
-      <w:r>
-        <w:rPr>
-          <w:rStyle w:val="StringTok"/>
-        </w:rPr>
-        <w:t xml:space="preserve">"122 (12.3)"</w:t>
-      </w:r>
-      <w:r>
-        <w:rPr>
-          <w:rStyle w:val="NormalTok"/>
-        </w:rPr>
-        <w:t xml:space="preserve">, </w:t>
-      </w:r>
-      <w:r>
-        <w:rPr>
-          <w:rStyle w:val="StringTok"/>
-        </w:rPr>
-        <w:t xml:space="preserve">"404 (40.9)"</w:t>
-      </w:r>
-      <w:r>
-        <w:rPr>
-          <w:rStyle w:val="NormalTok"/>
-        </w:rPr>
-        <w:t xml:space="preserve">, </w:t>
-      </w:r>
-      <w:r>
-        <w:rPr>
-          <w:rStyle w:val="StringTok"/>
-        </w:rPr>
-        <w:t xml:space="preserve">"373 (37.8)"</w:t>
-      </w:r>
-      <w:r>
-        <w:rPr>
-          <w:rStyle w:val="NormalTok"/>
-        </w:rPr>
-        <w:t xml:space="preserve">)</w:t>
-      </w:r>
-      <w:r>
-        <w:br/>
+        <w:t xml:space="preserve">"all"</w:t>
       </w:r>
       <w:r>
         <w:rPr>
@@ -699,7 +1415,7 @@
       <w:tr>
         <w:tc>
           <w:tcPr/>
-          <w:bookmarkStart w:id="9" w:name="tbl-canopy-access"/>
+          <w:bookmarkStart w:id="9" w:name="tbl-park-types"/>
           <w:p>
             <w:pPr>
               <w:jc w:val="center"/>
@@ -710,517 +1426,1669 @@
               <w:pStyle w:val="ImageCaption"/>
             </w:pPr>
             <w:r>
-              <w:t xml:space="preserve">Table 1: Residential and park tree-canopy access categories</w:t>
+              <w:t xml:space="preserve">Table 1: Typical amenities, sizes, and service area radius of Phoenix public park types</w:t>
             </w:r>
           </w:p>
-          <w:tbl xmlns:w="http://schemas.openxmlformats.org/wordprocessingml/2006/main" xmlns:wp="http://schemas.openxmlformats.org/drawingml/2006/wordprocessingDrawing" xmlns:r="http://schemas.openxmlformats.org/officeDocument/2006/relationships" xmlns:w14="http://schemas.microsoft.com/office/word/2010/wordml">
+          <w:tbl xmlns:w="http://schemas.openxmlformats.org/wordprocessingml/2006/main" xmlns:r="http://schemas.openxmlformats.org/officeDocument/2006/relationships" xmlns:w14="http://schemas.microsoft.com/office/word/2010/wordml" xmlns:wp="http://schemas.openxmlformats.org/drawingml/2006/wordprocessingDrawing" xmlns:a="http://schemas.openxmlformats.org/drawingml/2006/main" xmlns:pic="http://schemas.openxmlformats.org/drawingml/2006/picture">
             <w:tblPr>
-              <w:tblCellMar>
-                <w:top w:w="0" w:type="dxa"/>
-                <w:bottom w:w="0" w:type="dxa"/>
-                <w:start w:w="60" w:type="dxa"/>
-                <w:end w:w="60" w:type="dxa"/>
-              </w:tblCellMar>
-              <w:tblW w:type="auto" w:w="0"/>
-              <w:tblLook w:firstRow="0" w:lastRow="0" w:firstColumn="0" w:lastColumn="0" w:noHBand="0" w:noVBand="0"/>
+              <w:tblLayout w:type="fixed"/>
               <w:jc w:val="center"/>
+              <w:tblLook w:firstRow="1" w:lastRow="0" w:firstColumn="0" w:lastColumn="0" w:noHBand="0" w:noVBand="1"/>
             </w:tblPr>
+            <w:tblGrid>
+              <w:gridCol w:w="895"/>
+              <w:gridCol w:w="5274"/>
+              <w:gridCol w:w="378"/>
+              <w:gridCol w:w="667"/>
+              <w:gridCol w:w="1356"/>
+            </w:tblGrid>
             <w:tr>
               <w:trPr>
-                <w:cantSplit/>
+                <w:trHeight w:val="361" w:hRule="auto"/>
                 <w:tblHeader/>
               </w:trPr>
               <w:tc>
                 <w:tcPr>
                   <w:tcBorders>
-                    <w:top w:val="single" w:sz="16" w:space="0" w:color="D3D3D3"/>
-                    <w:bottom w:val="single" w:sz="16" w:space="0" w:color="D3D3D3"/>
-                    <w:start w:val="single" w:space="0" w:color="D3D3D3"/>
+                    <w:bottom w:val="single" w:sz="12" w:space="0" w:color="666666"/>
+                    <w:top w:val="single" w:sz="12" w:space="0" w:color="666666"/>
+                    <w:left w:val="none" w:sz="0" w:space="0" w:color="000000"/>
+                    <w:right w:val="none" w:sz="0" w:space="0" w:color="000000"/>
                   </w:tcBorders>
+                  <w:shd w:val="clear" w:color="auto" w:fill="FFFFFF"/>
+                  <w:tcMar>
+                    <w:top w:w="0" w:type="dxa"/>
+                    <w:bottom w:w="0" w:type="dxa"/>
+                    <w:left w:w="0" w:type="dxa"/>
+                    <w:right w:w="0" w:type="dxa"/>
+                  </w:tcMar>
+                  <w:vAlign w:val="center"/>
                 </w:tcPr>
                 <w:p>
                   <w:pPr>
-                    <w:spacing w:before="0" w:after="60"/>
-                    <w:keepNext/>
-                    <w:jc w:val="start"/>
+                    <w:jc w:val="left"/>
+                    <w:pBdr>
+                      <w:bottom w:val="none" w:sz="0" w:space="0" w:color="000000"/>
+                      <w:top w:val="none" w:sz="0" w:space="0" w:color="000000"/>
+                      <w:left w:val="none" w:sz="0" w:space="0" w:color="000000"/>
+                      <w:right w:val="none" w:sz="0" w:space="0" w:color="000000"/>
+                    </w:pBdr>
+                    <w:spacing w:after="100" w:before="100" w:line="240"/>
+                    <w:ind w:left="100" w:right="100" w:firstLine="0" w:firstLineChars="0"/>
+                    <w:rPr>
+                      <w:rFonts w:ascii="Arial" w:hAnsi="Arial" w:eastAsia="Arial" w:cs="Arial"/>
+                      <w:i w:val="false"/>
+                      <w:b w:val="false"/>
+                      <w:u w:val="none"/>
+                      <w:strike w:val="false"/>
+                      <w:sz w:val="24"/>
+                      <w:szCs w:val="24"/>
+                      <w:color w:val="000000"/>
+                    </w:rPr>
                   </w:pPr>
-                  <w:r>
-                    <w:rPr>
-                      <w:rFonts w:ascii="Calibri" w:hAnsi="Calibri"/>
-                      <w:sz w:val="20"/>
-                    </w:rPr>
-                    <w:t xml:space="default">category</w:t>
+                  <w:r xmlns:w="http://schemas.openxmlformats.org/wordprocessingml/2006/main" xmlns:wp="http://schemas.openxmlformats.org/drawingml/2006/wordprocessingDrawing" xmlns:r="http://schemas.openxmlformats.org/officeDocument/2006/relationships" xmlns:w14="http://schemas.microsoft.com/office/word/2010/wordml">
+                    <w:rPr>
+                      <w:rFonts w:ascii="Arial" w:hAnsi="Arial" w:eastAsia="Arial" w:cs="Arial"/>
+                      <w:i w:val="false"/>
+                      <w:b w:val="false"/>
+                      <w:u w:val="none"/>
+                      <w:strike w:val="false"/>
+                      <w:sz w:val="24"/>
+                      <w:szCs w:val="24"/>
+                      <w:color w:val="000000"/>
+                    </w:rPr>
+                    <w:t xml:space="preserve">Park type</w:t>
                   </w:r>
                 </w:p>
               </w:tc>
               <w:tc>
                 <w:tcPr>
                   <w:tcBorders>
-                    <w:top w:val="single" w:sz="16" w:space="0" w:color="D3D3D3"/>
-                    <w:bottom w:val="single" w:sz="16" w:space="0" w:color="D3D3D3"/>
+                    <w:bottom w:val="single" w:sz="12" w:space="0" w:color="666666"/>
+                    <w:top w:val="single" w:sz="12" w:space="0" w:color="666666"/>
+                    <w:left w:val="none" w:sz="0" w:space="0" w:color="000000"/>
+                    <w:right w:val="none" w:sz="0" w:space="0" w:color="000000"/>
                   </w:tcBorders>
+                  <w:shd w:val="clear" w:color="auto" w:fill="FFFFFF"/>
+                  <w:tcMar>
+                    <w:top w:w="0" w:type="dxa"/>
+                    <w:bottom w:w="0" w:type="dxa"/>
+                    <w:left w:w="0" w:type="dxa"/>
+                    <w:right w:w="0" w:type="dxa"/>
+                  </w:tcMar>
+                  <w:vAlign w:val="center"/>
                 </w:tcPr>
                 <w:p>
                   <w:pPr>
-                    <w:spacing w:before="0" w:after="60"/>
-                    <w:keepNext/>
-                    <w:jc w:val="start"/>
+                    <w:jc w:val="left"/>
+                    <w:pBdr>
+                      <w:bottom w:val="none" w:sz="0" w:space="0" w:color="000000"/>
+                      <w:top w:val="none" w:sz="0" w:space="0" w:color="000000"/>
+                      <w:left w:val="none" w:sz="0" w:space="0" w:color="000000"/>
+                      <w:right w:val="none" w:sz="0" w:space="0" w:color="000000"/>
+                    </w:pBdr>
+                    <w:spacing w:after="100" w:before="100" w:line="240"/>
+                    <w:ind w:left="100" w:right="100" w:firstLine="0" w:firstLineChars="0"/>
+                    <w:rPr>
+                      <w:rFonts w:ascii="Arial" w:hAnsi="Arial" w:eastAsia="Arial" w:cs="Arial"/>
+                      <w:i w:val="false"/>
+                      <w:b w:val="false"/>
+                      <w:u w:val="none"/>
+                      <w:strike w:val="false"/>
+                      <w:sz w:val="24"/>
+                      <w:szCs w:val="24"/>
+                      <w:color w:val="000000"/>
+                    </w:rPr>
                   </w:pPr>
-                  <w:r>
-                    <w:rPr>
-                      <w:rFonts w:ascii="Calibri" w:hAnsi="Calibri"/>
-                      <w:sz w:val="20"/>
-                    </w:rPr>
-                    <w:t xml:space="default">rule</w:t>
+                  <w:r xmlns:w="http://schemas.openxmlformats.org/wordprocessingml/2006/main" xmlns:wp="http://schemas.openxmlformats.org/drawingml/2006/wordprocessingDrawing" xmlns:r="http://schemas.openxmlformats.org/officeDocument/2006/relationships" xmlns:w14="http://schemas.microsoft.com/office/word/2010/wordml">
+                    <w:rPr>
+                      <w:rFonts w:ascii="Arial" w:hAnsi="Arial" w:eastAsia="Arial" w:cs="Arial"/>
+                      <w:i w:val="false"/>
+                      <w:b w:val="false"/>
+                      <w:u w:val="none"/>
+                      <w:strike w:val="false"/>
+                      <w:sz w:val="24"/>
+                      <w:szCs w:val="24"/>
+                      <w:color w:val="000000"/>
+                    </w:rPr>
+                    <w:t xml:space="preserve">Typical amenities</w:t>
                   </w:r>
                 </w:p>
               </w:tc>
               <w:tc>
                 <w:tcPr>
                   <w:tcBorders>
-                    <w:top w:val="single" w:sz="16" w:space="0" w:color="D3D3D3"/>
-                    <w:bottom w:val="single" w:sz="16" w:space="0" w:color="D3D3D3"/>
+                    <w:bottom w:val="single" w:sz="12" w:space="0" w:color="666666"/>
+                    <w:top w:val="single" w:sz="12" w:space="0" w:color="666666"/>
+                    <w:left w:val="none" w:sz="0" w:space="0" w:color="000000"/>
+                    <w:right w:val="none" w:sz="0" w:space="0" w:color="000000"/>
                   </w:tcBorders>
+                  <w:shd w:val="clear" w:color="auto" w:fill="FFFFFF"/>
+                  <w:tcMar>
+                    <w:top w:w="0" w:type="dxa"/>
+                    <w:bottom w:w="0" w:type="dxa"/>
+                    <w:left w:w="0" w:type="dxa"/>
+                    <w:right w:w="0" w:type="dxa"/>
+                  </w:tcMar>
+                  <w:vAlign w:val="center"/>
                 </w:tcPr>
                 <w:p>
                   <w:pPr>
-                    <w:spacing w:before="0" w:after="60"/>
-                    <w:keepNext/>
-                    <w:jc w:val="start"/>
+                    <w:jc w:val="center"/>
+                    <w:pBdr>
+                      <w:bottom w:val="none" w:sz="0" w:space="0" w:color="000000"/>
+                      <w:top w:val="none" w:sz="0" w:space="0" w:color="000000"/>
+                      <w:left w:val="none" w:sz="0" w:space="0" w:color="000000"/>
+                      <w:right w:val="none" w:sz="0" w:space="0" w:color="000000"/>
+                    </w:pBdr>
+                    <w:spacing w:after="100" w:before="100" w:line="240"/>
+                    <w:ind w:left="100" w:right="100" w:firstLine="0" w:firstLineChars="0"/>
+                    <w:rPr>
+                      <w:rFonts w:ascii="Arial" w:hAnsi="Arial" w:eastAsia="Arial" w:cs="Arial"/>
+                      <w:i w:val="true"/>
+                      <w:b w:val="false"/>
+                      <w:u w:val="none"/>
+                      <w:strike w:val="false"/>
+                      <w:sz w:val="24"/>
+                      <w:szCs w:val="24"/>
+                      <w:color w:val="000000"/>
+                    </w:rPr>
                   </w:pPr>
-                  <w:r>
-                    <w:rPr>
-                      <w:rFonts w:ascii="Calibri" w:hAnsi="Calibri"/>
-                      <w:sz w:val="20"/>
-                    </w:rPr>
-                    <w:t xml:space="default">desc</w:t>
+                  <w:r xmlns:w="http://schemas.openxmlformats.org/wordprocessingml/2006/main" xmlns:wp="http://schemas.openxmlformats.org/drawingml/2006/wordprocessingDrawing" xmlns:r="http://schemas.openxmlformats.org/officeDocument/2006/relationships" xmlns:w14="http://schemas.microsoft.com/office/word/2010/wordml">
+                    <w:rPr>
+                      <w:rFonts w:ascii="Arial" w:hAnsi="Arial" w:eastAsia="Arial" w:cs="Arial"/>
+                      <w:i w:val="true"/>
+                      <w:b w:val="false"/>
+                      <w:u w:val="none"/>
+                      <w:strike w:val="false"/>
+                      <w:sz w:val="24"/>
+                      <w:szCs w:val="24"/>
+                      <w:color w:val="000000"/>
+                    </w:rPr>
+                    <w:t xml:space="preserve">n</w:t>
                   </w:r>
                 </w:p>
               </w:tc>
               <w:tc>
                 <w:tcPr>
                   <w:tcBorders>
-                    <w:top w:val="single" w:sz="16" w:space="0" w:color="D3D3D3"/>
-                    <w:bottom w:val="single" w:sz="16" w:space="0" w:color="D3D3D3"/>
-                    <w:end w:val="single" w:space="0" w:color="D3D3D3"/>
+                    <w:bottom w:val="single" w:sz="12" w:space="0" w:color="666666"/>
+                    <w:top w:val="single" w:sz="12" w:space="0" w:color="666666"/>
+                    <w:left w:val="none" w:sz="0" w:space="0" w:color="000000"/>
+                    <w:right w:val="none" w:sz="0" w:space="0" w:color="000000"/>
                   </w:tcBorders>
+                  <w:shd w:val="clear" w:color="auto" w:fill="FFFFFF"/>
+                  <w:tcMar>
+                    <w:top w:w="0" w:type="dxa"/>
+                    <w:bottom w:w="0" w:type="dxa"/>
+                    <w:left w:w="0" w:type="dxa"/>
+                    <w:right w:w="0" w:type="dxa"/>
+                  </w:tcMar>
+                  <w:vAlign w:val="center"/>
                 </w:tcPr>
                 <w:p>
                   <w:pPr>
-                    <w:spacing w:before="0" w:after="60"/>
-                    <w:keepNext/>
-                    <w:jc w:val="end"/>
+                    <w:jc w:val="center"/>
+                    <w:pBdr>
+                      <w:bottom w:val="none" w:sz="0" w:space="0" w:color="000000"/>
+                      <w:top w:val="none" w:sz="0" w:space="0" w:color="000000"/>
+                      <w:left w:val="none" w:sz="0" w:space="0" w:color="000000"/>
+                      <w:right w:val="none" w:sz="0" w:space="0" w:color="000000"/>
+                    </w:pBdr>
+                    <w:spacing w:after="100" w:before="100" w:line="240"/>
+                    <w:ind w:left="100" w:right="100" w:firstLine="0" w:firstLineChars="0"/>
+                    <w:rPr>
+                      <w:rFonts w:ascii="Arial" w:hAnsi="Arial" w:eastAsia="Arial" w:cs="Arial"/>
+                      <w:i w:val="false"/>
+                      <w:b w:val="false"/>
+                      <w:u w:val="none"/>
+                      <w:strike w:val="false"/>
+                      <w:sz w:val="24"/>
+                      <w:szCs w:val="24"/>
+                      <w:color w:val="000000"/>
+                    </w:rPr>
                   </w:pPr>
-                  <w:r>
-                    <w:rPr>
-                      <w:rFonts w:ascii="Calibri" w:hAnsi="Calibri"/>
-                      <w:sz w:val="20"/>
-                    </w:rPr>
-                    <w:t xml:space="default">bg_pct</w:t>
+                  <w:r xmlns:w="http://schemas.openxmlformats.org/wordprocessingml/2006/main" xmlns:wp="http://schemas.openxmlformats.org/drawingml/2006/wordprocessingDrawing" xmlns:r="http://schemas.openxmlformats.org/officeDocument/2006/relationships" xmlns:w14="http://schemas.microsoft.com/office/word/2010/wordml">
+                    <w:rPr>
+                      <w:rFonts w:ascii="Arial" w:hAnsi="Arial" w:eastAsia="Arial" w:cs="Arial"/>
+                      <w:i w:val="false"/>
+                      <w:b w:val="false"/>
+                      <w:u w:val="none"/>
+                      <w:strike w:val="false"/>
+                      <w:sz w:val="24"/>
+                      <w:szCs w:val="24"/>
+                      <w:color w:val="000000"/>
+                    </w:rPr>
+                    <w:t xml:space="preserve">Size (ha)</w:t>
+                  </w:r>
+                </w:p>
+              </w:tc>
+              <w:tc>
+                <w:tcPr>
+                  <w:tcBorders>
+                    <w:bottom w:val="single" w:sz="12" w:space="0" w:color="666666"/>
+                    <w:top w:val="single" w:sz="12" w:space="0" w:color="666666"/>
+                    <w:left w:val="none" w:sz="0" w:space="0" w:color="000000"/>
+                    <w:right w:val="none" w:sz="0" w:space="0" w:color="000000"/>
+                  </w:tcBorders>
+                  <w:shd w:val="clear" w:color="auto" w:fill="FFFFFF"/>
+                  <w:tcMar>
+                    <w:top w:w="0" w:type="dxa"/>
+                    <w:bottom w:w="0" w:type="dxa"/>
+                    <w:left w:w="0" w:type="dxa"/>
+                    <w:right w:w="0" w:type="dxa"/>
+                  </w:tcMar>
+                  <w:vAlign w:val="center"/>
+                </w:tcPr>
+                <w:p>
+                  <w:pPr>
+                    <w:jc w:val="left"/>
+                    <w:pBdr>
+                      <w:bottom w:val="none" w:sz="0" w:space="0" w:color="000000"/>
+                      <w:top w:val="none" w:sz="0" w:space="0" w:color="000000"/>
+                      <w:left w:val="none" w:sz="0" w:space="0" w:color="000000"/>
+                      <w:right w:val="none" w:sz="0" w:space="0" w:color="000000"/>
+                    </w:pBdr>
+                    <w:spacing w:after="100" w:before="100" w:line="240"/>
+                    <w:ind w:left="100" w:right="100" w:firstLine="0" w:firstLineChars="0"/>
+                    <w:rPr>
+                      <w:rFonts w:ascii="Arial" w:hAnsi="Arial" w:eastAsia="Arial" w:cs="Arial"/>
+                      <w:i w:val="false"/>
+                      <w:b w:val="false"/>
+                      <w:u w:val="none"/>
+                      <w:strike w:val="false"/>
+                      <w:sz w:val="24"/>
+                      <w:szCs w:val="24"/>
+                      <w:color w:val="000000"/>
+                    </w:rPr>
+                  </w:pPr>
+                  <w:r xmlns:w="http://schemas.openxmlformats.org/wordprocessingml/2006/main" xmlns:wp="http://schemas.openxmlformats.org/drawingml/2006/wordprocessingDrawing" xmlns:r="http://schemas.openxmlformats.org/officeDocument/2006/relationships" xmlns:w14="http://schemas.microsoft.com/office/word/2010/wordml">
+                    <w:rPr>
+                      <w:rFonts w:ascii="Arial" w:hAnsi="Arial" w:eastAsia="Arial" w:cs="Arial"/>
+                      <w:i w:val="false"/>
+                      <w:b w:val="false"/>
+                      <w:u w:val="none"/>
+                      <w:strike w:val="false"/>
+                      <w:sz w:val="24"/>
+                      <w:szCs w:val="24"/>
+                      <w:color w:val="000000"/>
+                    </w:rPr>
+                    <w:t xml:space="preserve">Service area radius (km)</w:t>
                   </w:r>
                 </w:p>
               </w:tc>
             </w:tr>
             <w:tr>
               <w:trPr>
-                <w:cantSplit/>
+                <w:trHeight w:val="359" w:hRule="auto"/>
               </w:trPr>
               <w:tc>
                 <w:tcPr>
                   <w:tcBorders>
-                    <w:top w:val="single" w:space="0" w:color="D3D3D3"/>
-                    <w:bottom w:val="single" w:space="0" w:color="D3D3D3"/>
-                    <w:start w:val="single" w:space="0" w:color="D3D3D3"/>
-                    <w:end w:val="single" w:space="0" w:color="D3D3D3"/>
+                    <w:bottom w:val="none" w:sz="0" w:space="0" w:color="000000"/>
+                    <w:top w:val="single" w:sz="12" w:space="0" w:color="666666"/>
+                    <w:left w:val="none" w:sz="0" w:space="0" w:color="000000"/>
+                    <w:right w:val="none" w:sz="0" w:space="0" w:color="000000"/>
                   </w:tcBorders>
+                  <w:shd w:val="clear" w:color="auto" w:fill="FFFFFF"/>
+                  <w:tcMar>
+                    <w:top w:w="0" w:type="dxa"/>
+                    <w:bottom w:w="0" w:type="dxa"/>
+                    <w:left w:w="0" w:type="dxa"/>
+                    <w:right w:w="0" w:type="dxa"/>
+                  </w:tcMar>
+                  <w:vAlign w:val="center"/>
                 </w:tcPr>
                 <w:p>
                   <w:pPr>
-                    <w:spacing w:before="0" w:after="60"/>
-                    <w:keepNext/>
-                    <w:jc w:val="start"/>
+                    <w:jc w:val="left"/>
+                    <w:pBdr>
+                      <w:bottom w:val="none" w:sz="0" w:space="0" w:color="000000"/>
+                      <w:top w:val="none" w:sz="0" w:space="0" w:color="000000"/>
+                      <w:left w:val="none" w:sz="0" w:space="0" w:color="000000"/>
+                      <w:right w:val="none" w:sz="0" w:space="0" w:color="000000"/>
+                    </w:pBdr>
+                    <w:spacing w:after="100" w:before="100" w:line="240"/>
+                    <w:ind w:left="100" w:right="100" w:firstLine="0" w:firstLineChars="0"/>
+                    <w:rPr>
+                      <w:rFonts w:ascii="Arial" w:hAnsi="Arial" w:eastAsia="Arial" w:cs="Arial"/>
+                      <w:i w:val="false"/>
+                      <w:b w:val="false"/>
+                      <w:u w:val="none"/>
+                      <w:strike w:val="false"/>
+                      <w:sz w:val="24"/>
+                      <w:szCs w:val="24"/>
+                      <w:color w:val="000000"/>
+                    </w:rPr>
                   </w:pPr>
-                  <w:r>
-                    <w:rPr>
-                      <w:rFonts w:ascii="Calibri" w:hAnsi="Calibri"/>
-                      <w:sz w:val="20"/>
-                    </w:rPr>
-                    <w:t xml:space="default">HH</w:t>
+                  <w:r xmlns:w="http://schemas.openxmlformats.org/wordprocessingml/2006/main" xmlns:wp="http://schemas.openxmlformats.org/drawingml/2006/wordprocessingDrawing" xmlns:r="http://schemas.openxmlformats.org/officeDocument/2006/relationships" xmlns:w14="http://schemas.microsoft.com/office/word/2010/wordml">
+                    <w:rPr>
+                      <w:rFonts w:ascii="Arial" w:hAnsi="Arial" w:eastAsia="Arial" w:cs="Arial"/>
+                      <w:i w:val="false"/>
+                      <w:b w:val="false"/>
+                      <w:u w:val="none"/>
+                      <w:strike w:val="false"/>
+                      <w:sz w:val="24"/>
+                      <w:szCs w:val="24"/>
+                      <w:color w:val="000000"/>
+                    </w:rPr>
+                    <w:t xml:space="preserve">Pocket</w:t>
                   </w:r>
                 </w:p>
               </w:tc>
               <w:tc>
                 <w:tcPr>
                   <w:tcBorders>
-                    <w:top w:val="single" w:space="0" w:color="D3D3D3"/>
-                    <w:bottom w:val="single" w:space="0" w:color="D3D3D3"/>
-                    <w:start w:val="single" w:space="0" w:color="D3D3D3"/>
-                    <w:end w:val="single" w:space="0" w:color="D3D3D3"/>
+                    <w:bottom w:val="none" w:sz="0" w:space="0" w:color="000000"/>
+                    <w:top w:val="single" w:sz="12" w:space="0" w:color="666666"/>
+                    <w:left w:val="none" w:sz="0" w:space="0" w:color="000000"/>
+                    <w:right w:val="none" w:sz="0" w:space="0" w:color="000000"/>
                   </w:tcBorders>
+                  <w:shd w:val="clear" w:color="auto" w:fill="FFFFFF"/>
+                  <w:tcMar>
+                    <w:top w:w="0" w:type="dxa"/>
+                    <w:bottom w:w="0" w:type="dxa"/>
+                    <w:left w:w="0" w:type="dxa"/>
+                    <w:right w:w="0" w:type="dxa"/>
+                  </w:tcMar>
+                  <w:vAlign w:val="center"/>
                 </w:tcPr>
                 <w:p>
                   <w:pPr>
-                    <w:spacing w:before="0" w:after="60"/>
-                    <w:keepNext/>
-                    <w:jc w:val="start"/>
+                    <w:jc w:val="left"/>
+                    <w:pBdr>
+                      <w:bottom w:val="none" w:sz="0" w:space="0" w:color="000000"/>
+                      <w:top w:val="none" w:sz="0" w:space="0" w:color="000000"/>
+                      <w:left w:val="none" w:sz="0" w:space="0" w:color="000000"/>
+                      <w:right w:val="none" w:sz="0" w:space="0" w:color="000000"/>
+                    </w:pBdr>
+                    <w:spacing w:after="100" w:before="100" w:line="240"/>
+                    <w:ind w:left="100" w:right="100" w:firstLine="0" w:firstLineChars="0"/>
+                    <w:rPr>
+                      <w:rFonts w:ascii="Arial" w:hAnsi="Arial" w:eastAsia="Arial" w:cs="Arial"/>
+                      <w:i w:val="false"/>
+                      <w:b w:val="false"/>
+                      <w:u w:val="none"/>
+                      <w:strike w:val="false"/>
+                      <w:sz w:val="24"/>
+                      <w:szCs w:val="24"/>
+                      <w:color w:val="000000"/>
+                    </w:rPr>
                   </w:pPr>
-                  <w:r>
-                    <w:rPr>
-                      <w:rFonts w:ascii="Calibri" w:hAnsi="Calibri"/>
-                      <w:sz w:val="20"/>
-                    </w:rPr>
-                    <w:t xml:space="default">High RTCC + High PTAS</w:t>
+                  <w:r xmlns:w="http://schemas.openxmlformats.org/wordprocessingml/2006/main" xmlns:wp="http://schemas.openxmlformats.org/drawingml/2006/wordprocessingDrawing" xmlns:r="http://schemas.openxmlformats.org/officeDocument/2006/relationships" xmlns:w14="http://schemas.microsoft.com/office/word/2010/wordml">
+                    <w:rPr>
+                      <w:rFonts w:ascii="Arial" w:hAnsi="Arial" w:eastAsia="Arial" w:cs="Arial"/>
+                      <w:i w:val="false"/>
+                      <w:b w:val="false"/>
+                      <w:u w:val="none"/>
+                      <w:strike w:val="false"/>
+                      <w:sz w:val="24"/>
+                      <w:szCs w:val="24"/>
+                      <w:color w:val="000000"/>
+                    </w:rPr>
+                    <w:t xml:space="preserve">Playground; small open area; picnic areas</w:t>
                   </w:r>
                 </w:p>
               </w:tc>
               <w:tc>
                 <w:tcPr>
                   <w:tcBorders>
-                    <w:top w:val="single" w:space="0" w:color="D3D3D3"/>
-                    <w:bottom w:val="single" w:space="0" w:color="D3D3D3"/>
-                    <w:start w:val="single" w:space="0" w:color="D3D3D3"/>
-                    <w:end w:val="single" w:space="0" w:color="D3D3D3"/>
+                    <w:bottom w:val="none" w:sz="0" w:space="0" w:color="000000"/>
+                    <w:top w:val="single" w:sz="12" w:space="0" w:color="666666"/>
+                    <w:left w:val="none" w:sz="0" w:space="0" w:color="000000"/>
+                    <w:right w:val="none" w:sz="0" w:space="0" w:color="000000"/>
                   </w:tcBorders>
+                  <w:shd w:val="clear" w:color="auto" w:fill="FFFFFF"/>
+                  <w:tcMar>
+                    <w:top w:w="0" w:type="dxa"/>
+                    <w:bottom w:w="0" w:type="dxa"/>
+                    <w:left w:w="0" w:type="dxa"/>
+                    <w:right w:w="0" w:type="dxa"/>
+                  </w:tcMar>
+                  <w:vAlign w:val="center"/>
                 </w:tcPr>
                 <w:p>
                   <w:pPr>
-                    <w:spacing w:before="0" w:after="60"/>
-                    <w:keepNext/>
-                    <w:jc w:val="start"/>
+                    <w:jc w:val="center"/>
+                    <w:pBdr>
+                      <w:bottom w:val="none" w:sz="0" w:space="0" w:color="000000"/>
+                      <w:top w:val="none" w:sz="0" w:space="0" w:color="000000"/>
+                      <w:left w:val="none" w:sz="0" w:space="0" w:color="000000"/>
+                      <w:right w:val="none" w:sz="0" w:space="0" w:color="000000"/>
+                    </w:pBdr>
+                    <w:spacing w:after="100" w:before="100" w:line="240"/>
+                    <w:ind w:left="100" w:right="100" w:firstLine="0" w:firstLineChars="0"/>
+                    <w:rPr>
+                      <w:rFonts w:ascii="Arial" w:hAnsi="Arial" w:eastAsia="Arial" w:cs="Arial"/>
+                      <w:i w:val="false"/>
+                      <w:b w:val="false"/>
+                      <w:u w:val="none"/>
+                      <w:strike w:val="false"/>
+                      <w:sz w:val="24"/>
+                      <w:szCs w:val="24"/>
+                      <w:color w:val="000000"/>
+                    </w:rPr>
                   </w:pPr>
-                  <w:r>
-                    <w:rPr>
-                      <w:rFonts w:ascii="Calibri" w:hAnsi="Calibri"/>
-                      <w:sz w:val="20"/>
-                    </w:rPr>
-                    <w:t xml:space="default">Abundant residential and park tree canopy</w:t>
+                  <w:r xmlns:w="http://schemas.openxmlformats.org/wordprocessingml/2006/main" xmlns:wp="http://schemas.openxmlformats.org/drawingml/2006/wordprocessingDrawing" xmlns:r="http://schemas.openxmlformats.org/officeDocument/2006/relationships" xmlns:w14="http://schemas.microsoft.com/office/word/2010/wordml">
+                    <w:rPr>
+                      <w:rFonts w:ascii="Arial" w:hAnsi="Arial" w:eastAsia="Arial" w:cs="Arial"/>
+                      <w:i w:val="false"/>
+                      <w:b w:val="false"/>
+                      <w:u w:val="none"/>
+                      <w:strike w:val="false"/>
+                      <w:sz w:val="24"/>
+                      <w:szCs w:val="24"/>
+                      <w:color w:val="000000"/>
+                    </w:rPr>
+                    <w:t xml:space="preserve">26</w:t>
                   </w:r>
                 </w:p>
               </w:tc>
               <w:tc>
                 <w:tcPr>
                   <w:tcBorders>
-                    <w:top w:val="single" w:space="0" w:color="D3D3D3"/>
-                    <w:bottom w:val="single" w:space="0" w:color="D3D3D3"/>
-                    <w:start w:val="single" w:space="0" w:color="D3D3D3"/>
-                    <w:end w:val="single" w:space="0" w:color="D3D3D3"/>
+                    <w:bottom w:val="none" w:sz="0" w:space="0" w:color="000000"/>
+                    <w:top w:val="single" w:sz="12" w:space="0" w:color="666666"/>
+                    <w:left w:val="none" w:sz="0" w:space="0" w:color="000000"/>
+                    <w:right w:val="none" w:sz="0" w:space="0" w:color="000000"/>
                   </w:tcBorders>
+                  <w:shd w:val="clear" w:color="auto" w:fill="FFFFFF"/>
+                  <w:tcMar>
+                    <w:top w:w="0" w:type="dxa"/>
+                    <w:bottom w:w="0" w:type="dxa"/>
+                    <w:left w:w="0" w:type="dxa"/>
+                    <w:right w:w="0" w:type="dxa"/>
+                  </w:tcMar>
+                  <w:vAlign w:val="center"/>
                 </w:tcPr>
                 <w:p>
                   <w:pPr>
-                    <w:spacing w:before="0" w:after="60"/>
-                    <w:keepNext/>
-                    <w:jc w:val="end"/>
+                    <w:jc w:val="center"/>
+                    <w:pBdr>
+                      <w:bottom w:val="none" w:sz="0" w:space="0" w:color="000000"/>
+                      <w:top w:val="none" w:sz="0" w:space="0" w:color="000000"/>
+                      <w:left w:val="none" w:sz="0" w:space="0" w:color="000000"/>
+                      <w:right w:val="none" w:sz="0" w:space="0" w:color="000000"/>
+                    </w:pBdr>
+                    <w:spacing w:after="100" w:before="100" w:line="240"/>
+                    <w:ind w:left="100" w:right="100" w:firstLine="0" w:firstLineChars="0"/>
+                    <w:rPr>
+                      <w:rFonts w:ascii="Arial" w:hAnsi="Arial" w:eastAsia="Arial" w:cs="Arial"/>
+                      <w:i w:val="false"/>
+                      <w:b w:val="false"/>
+                      <w:u w:val="none"/>
+                      <w:strike w:val="false"/>
+                      <w:sz w:val="24"/>
+                      <w:szCs w:val="24"/>
+                      <w:color w:val="000000"/>
+                    </w:rPr>
                   </w:pPr>
-                  <w:r>
-                    <w:rPr>
-                      <w:rFonts w:ascii="Calibri" w:hAnsi="Calibri"/>
-                      <w:sz w:val="20"/>
-                    </w:rPr>
-                    <w:t xml:space="default">89 (9.0)</w:t>
+                  <w:r xmlns:w="http://schemas.openxmlformats.org/wordprocessingml/2006/main" xmlns:wp="http://schemas.openxmlformats.org/drawingml/2006/wordprocessingDrawing" xmlns:r="http://schemas.openxmlformats.org/officeDocument/2006/relationships" xmlns:w14="http://schemas.microsoft.com/office/word/2010/wordml">
+                    <w:rPr>
+                      <w:rFonts w:ascii="Arial" w:hAnsi="Arial" w:eastAsia="Arial" w:cs="Arial"/>
+                      <w:i w:val="false"/>
+                      <w:b w:val="false"/>
+                      <w:u w:val="none"/>
+                      <w:strike w:val="false"/>
+                      <w:sz w:val="24"/>
+                      <w:szCs w:val="24"/>
+                      <w:color w:val="000000"/>
+                    </w:rPr>
+                    <w:t xml:space="preserve">&lt;0.8</w:t>
+                  </w:r>
+                </w:p>
+              </w:tc>
+              <w:tc>
+                <w:tcPr>
+                  <w:tcBorders>
+                    <w:bottom w:val="none" w:sz="0" w:space="0" w:color="000000"/>
+                    <w:top w:val="single" w:sz="12" w:space="0" w:color="666666"/>
+                    <w:left w:val="none" w:sz="0" w:space="0" w:color="000000"/>
+                    <w:right w:val="none" w:sz="0" w:space="0" w:color="000000"/>
+                  </w:tcBorders>
+                  <w:shd w:val="clear" w:color="auto" w:fill="FFFFFF"/>
+                  <w:tcMar>
+                    <w:top w:w="0" w:type="dxa"/>
+                    <w:bottom w:w="0" w:type="dxa"/>
+                    <w:left w:w="0" w:type="dxa"/>
+                    <w:right w:w="0" w:type="dxa"/>
+                  </w:tcMar>
+                  <w:vAlign w:val="center"/>
+                </w:tcPr>
+                <w:p>
+                  <w:pPr>
+                    <w:jc w:val="left"/>
+                    <w:pBdr>
+                      <w:bottom w:val="none" w:sz="0" w:space="0" w:color="000000"/>
+                      <w:top w:val="none" w:sz="0" w:space="0" w:color="000000"/>
+                      <w:left w:val="none" w:sz="0" w:space="0" w:color="000000"/>
+                      <w:right w:val="none" w:sz="0" w:space="0" w:color="000000"/>
+                    </w:pBdr>
+                    <w:spacing w:after="100" w:before="100" w:line="240"/>
+                    <w:ind w:left="100" w:right="100" w:firstLine="0" w:firstLineChars="0"/>
+                    <w:rPr>
+                      <w:rFonts w:ascii="Arial" w:hAnsi="Arial" w:eastAsia="Arial" w:cs="Arial"/>
+                      <w:i w:val="false"/>
+                      <w:b w:val="false"/>
+                      <w:u w:val="none"/>
+                      <w:strike w:val="false"/>
+                      <w:sz w:val="24"/>
+                      <w:szCs w:val="24"/>
+                      <w:color w:val="000000"/>
+                    </w:rPr>
+                  </w:pPr>
+                  <w:r xmlns:w="http://schemas.openxmlformats.org/wordprocessingml/2006/main" xmlns:wp="http://schemas.openxmlformats.org/drawingml/2006/wordprocessingDrawing" xmlns:r="http://schemas.openxmlformats.org/officeDocument/2006/relationships" xmlns:w14="http://schemas.microsoft.com/office/word/2010/wordml">
+                    <w:rPr>
+                      <w:rFonts w:ascii="Arial" w:hAnsi="Arial" w:eastAsia="Arial" w:cs="Arial"/>
+                      <w:i w:val="false"/>
+                      <w:b w:val="false"/>
+                      <w:u w:val="none"/>
+                      <w:strike w:val="false"/>
+                      <w:sz w:val="24"/>
+                      <w:szCs w:val="24"/>
+                      <w:color w:val="000000"/>
+                    </w:rPr>
+                    <w:t xml:space="preserve">0.8</w:t>
                   </w:r>
                 </w:p>
               </w:tc>
             </w:tr>
             <w:tr>
               <w:trPr>
-                <w:cantSplit/>
+                <w:trHeight w:val="361" w:hRule="auto"/>
               </w:trPr>
               <w:tc>
                 <w:tcPr>
                   <w:tcBorders>
-                    <w:top w:val="single" w:space="0" w:color="D3D3D3"/>
-                    <w:bottom w:val="single" w:space="0" w:color="D3D3D3"/>
-                    <w:start w:val="single" w:space="0" w:color="D3D3D3"/>
-                    <w:end w:val="single" w:space="0" w:color="D3D3D3"/>
+                    <w:bottom w:val="none" w:sz="0" w:space="0" w:color="000000"/>
+                    <w:top w:val="none" w:sz="0" w:space="0" w:color="000000"/>
+                    <w:left w:val="none" w:sz="0" w:space="0" w:color="000000"/>
+                    <w:right w:val="none" w:sz="0" w:space="0" w:color="000000"/>
                   </w:tcBorders>
+                  <w:shd w:val="clear" w:color="auto" w:fill="FFFFFF"/>
+                  <w:tcMar>
+                    <w:top w:w="0" w:type="dxa"/>
+                    <w:bottom w:w="0" w:type="dxa"/>
+                    <w:left w:w="0" w:type="dxa"/>
+                    <w:right w:w="0" w:type="dxa"/>
+                  </w:tcMar>
+                  <w:vAlign w:val="center"/>
                 </w:tcPr>
                 <w:p>
                   <w:pPr>
-                    <w:spacing w:before="0" w:after="60"/>
-                    <w:keepNext/>
-                    <w:jc w:val="start"/>
+                    <w:jc w:val="left"/>
+                    <w:pBdr>
+                      <w:bottom w:val="none" w:sz="0" w:space="0" w:color="000000"/>
+                      <w:top w:val="none" w:sz="0" w:space="0" w:color="000000"/>
+                      <w:left w:val="none" w:sz="0" w:space="0" w:color="000000"/>
+                      <w:right w:val="none" w:sz="0" w:space="0" w:color="000000"/>
+                    </w:pBdr>
+                    <w:spacing w:after="100" w:before="100" w:line="240"/>
+                    <w:ind w:left="100" w:right="100" w:firstLine="0" w:firstLineChars="0"/>
+                    <w:rPr>
+                      <w:rFonts w:ascii="Arial" w:hAnsi="Arial" w:eastAsia="Arial" w:cs="Arial"/>
+                      <w:i w:val="false"/>
+                      <w:b w:val="false"/>
+                      <w:u w:val="none"/>
+                      <w:strike w:val="false"/>
+                      <w:sz w:val="24"/>
+                      <w:szCs w:val="24"/>
+                      <w:color w:val="000000"/>
+                    </w:rPr>
                   </w:pPr>
-                  <w:r>
-                    <w:rPr>
-                      <w:rFonts w:ascii="Calibri" w:hAnsi="Calibri"/>
-                      <w:sz w:val="20"/>
-                    </w:rPr>
-                    <w:t xml:space="default">HL</w:t>
+                  <w:r xmlns:w="http://schemas.openxmlformats.org/wordprocessingml/2006/main" xmlns:wp="http://schemas.openxmlformats.org/drawingml/2006/wordprocessingDrawing" xmlns:r="http://schemas.openxmlformats.org/officeDocument/2006/relationships" xmlns:w14="http://schemas.microsoft.com/office/word/2010/wordml">
+                    <w:rPr>
+                      <w:rFonts w:ascii="Arial" w:hAnsi="Arial" w:eastAsia="Arial" w:cs="Arial"/>
+                      <w:i w:val="false"/>
+                      <w:b w:val="false"/>
+                      <w:u w:val="none"/>
+                      <w:strike w:val="false"/>
+                      <w:sz w:val="24"/>
+                      <w:szCs w:val="24"/>
+                      <w:color w:val="000000"/>
+                    </w:rPr>
+                    <w:t xml:space="preserve">Linear</w:t>
                   </w:r>
                 </w:p>
               </w:tc>
               <w:tc>
                 <w:tcPr>
                   <w:tcBorders>
-                    <w:top w:val="single" w:space="0" w:color="D3D3D3"/>
-                    <w:bottom w:val="single" w:space="0" w:color="D3D3D3"/>
-                    <w:start w:val="single" w:space="0" w:color="D3D3D3"/>
-                    <w:end w:val="single" w:space="0" w:color="D3D3D3"/>
+                    <w:bottom w:val="none" w:sz="0" w:space="0" w:color="000000"/>
+                    <w:top w:val="none" w:sz="0" w:space="0" w:color="000000"/>
+                    <w:left w:val="none" w:sz="0" w:space="0" w:color="000000"/>
+                    <w:right w:val="none" w:sz="0" w:space="0" w:color="000000"/>
                   </w:tcBorders>
+                  <w:shd w:val="clear" w:color="auto" w:fill="FFFFFF"/>
+                  <w:tcMar>
+                    <w:top w:w="0" w:type="dxa"/>
+                    <w:bottom w:w="0" w:type="dxa"/>
+                    <w:left w:w="0" w:type="dxa"/>
+                    <w:right w:w="0" w:type="dxa"/>
+                  </w:tcMar>
+                  <w:vAlign w:val="center"/>
                 </w:tcPr>
                 <w:p>
                   <w:pPr>
-                    <w:spacing w:before="0" w:after="60"/>
-                    <w:keepNext/>
-                    <w:jc w:val="start"/>
+                    <w:jc w:val="left"/>
+                    <w:pBdr>
+                      <w:bottom w:val="none" w:sz="0" w:space="0" w:color="000000"/>
+                      <w:top w:val="none" w:sz="0" w:space="0" w:color="000000"/>
+                      <w:left w:val="none" w:sz="0" w:space="0" w:color="000000"/>
+                      <w:right w:val="none" w:sz="0" w:space="0" w:color="000000"/>
+                    </w:pBdr>
+                    <w:spacing w:after="100" w:before="100" w:line="240"/>
+                    <w:ind w:left="100" w:right="100" w:firstLine="0" w:firstLineChars="0"/>
+                    <w:rPr>
+                      <w:rFonts w:ascii="Arial" w:hAnsi="Arial" w:eastAsia="Arial" w:cs="Arial"/>
+                      <w:i w:val="false"/>
+                      <w:b w:val="false"/>
+                      <w:u w:val="none"/>
+                      <w:strike w:val="false"/>
+                      <w:sz w:val="24"/>
+                      <w:szCs w:val="24"/>
+                      <w:color w:val="000000"/>
+                    </w:rPr>
                   </w:pPr>
-                  <w:r>
-                    <w:rPr>
-                      <w:rFonts w:ascii="Calibri" w:hAnsi="Calibri"/>
-                      <w:sz w:val="20"/>
-                    </w:rPr>
-                    <w:t xml:space="default">High RTCC + Low PTAS</w:t>
+                  <w:r xmlns:w="http://schemas.openxmlformats.org/wordprocessingml/2006/main" xmlns:wp="http://schemas.openxmlformats.org/drawingml/2006/wordprocessingDrawing" xmlns:r="http://schemas.openxmlformats.org/officeDocument/2006/relationships" xmlns:w14="http://schemas.microsoft.com/office/word/2010/wordml">
+                    <w:rPr>
+                      <w:rFonts w:ascii="Arial" w:hAnsi="Arial" w:eastAsia="Arial" w:cs="Arial"/>
+                      <w:i w:val="false"/>
+                      <w:b w:val="false"/>
+                      <w:u w:val="none"/>
+                      <w:strike w:val="false"/>
+                      <w:sz w:val="24"/>
+                      <w:szCs w:val="24"/>
+                      <w:color w:val="000000"/>
+                    </w:rPr>
+                    <w:t xml:space="preserve">Linear open space; walking/biking path; fitness equipment; picnic areas</w:t>
                   </w:r>
                 </w:p>
               </w:tc>
               <w:tc>
                 <w:tcPr>
                   <w:tcBorders>
-                    <w:top w:val="single" w:space="0" w:color="D3D3D3"/>
-                    <w:bottom w:val="single" w:space="0" w:color="D3D3D3"/>
-                    <w:start w:val="single" w:space="0" w:color="D3D3D3"/>
-                    <w:end w:val="single" w:space="0" w:color="D3D3D3"/>
+                    <w:bottom w:val="none" w:sz="0" w:space="0" w:color="000000"/>
+                    <w:top w:val="none" w:sz="0" w:space="0" w:color="000000"/>
+                    <w:left w:val="none" w:sz="0" w:space="0" w:color="000000"/>
+                    <w:right w:val="none" w:sz="0" w:space="0" w:color="000000"/>
                   </w:tcBorders>
+                  <w:shd w:val="clear" w:color="auto" w:fill="FFFFFF"/>
+                  <w:tcMar>
+                    <w:top w:w="0" w:type="dxa"/>
+                    <w:bottom w:w="0" w:type="dxa"/>
+                    <w:left w:w="0" w:type="dxa"/>
+                    <w:right w:w="0" w:type="dxa"/>
+                  </w:tcMar>
+                  <w:vAlign w:val="center"/>
                 </w:tcPr>
                 <w:p>
                   <w:pPr>
-                    <w:spacing w:before="0" w:after="60"/>
-                    <w:keepNext/>
-                    <w:jc w:val="start"/>
+                    <w:jc w:val="center"/>
+                    <w:pBdr>
+                      <w:bottom w:val="none" w:sz="0" w:space="0" w:color="000000"/>
+                      <w:top w:val="none" w:sz="0" w:space="0" w:color="000000"/>
+                      <w:left w:val="none" w:sz="0" w:space="0" w:color="000000"/>
+                      <w:right w:val="none" w:sz="0" w:space="0" w:color="000000"/>
+                    </w:pBdr>
+                    <w:spacing w:after="100" w:before="100" w:line="240"/>
+                    <w:ind w:left="100" w:right="100" w:firstLine="0" w:firstLineChars="0"/>
+                    <w:rPr>
+                      <w:rFonts w:ascii="Arial" w:hAnsi="Arial" w:eastAsia="Arial" w:cs="Arial"/>
+                      <w:i w:val="false"/>
+                      <w:b w:val="false"/>
+                      <w:u w:val="none"/>
+                      <w:strike w:val="false"/>
+                      <w:sz w:val="24"/>
+                      <w:szCs w:val="24"/>
+                      <w:color w:val="000000"/>
+                    </w:rPr>
                   </w:pPr>
-                  <w:r>
-                    <w:rPr>
-                      <w:rFonts w:ascii="Calibri" w:hAnsi="Calibri"/>
-                      <w:sz w:val="20"/>
-                    </w:rPr>
-                    <w:t xml:space="default">Abundant residential tree canopy, but low park tree access</w:t>
+                  <w:r xmlns:w="http://schemas.openxmlformats.org/wordprocessingml/2006/main" xmlns:wp="http://schemas.openxmlformats.org/drawingml/2006/wordprocessingDrawing" xmlns:r="http://schemas.openxmlformats.org/officeDocument/2006/relationships" xmlns:w14="http://schemas.microsoft.com/office/word/2010/wordml">
+                    <w:rPr>
+                      <w:rFonts w:ascii="Arial" w:hAnsi="Arial" w:eastAsia="Arial" w:cs="Arial"/>
+                      <w:i w:val="false"/>
+                      <w:b w:val="false"/>
+                      <w:u w:val="none"/>
+                      <w:strike w:val="false"/>
+                      <w:sz w:val="24"/>
+                      <w:szCs w:val="24"/>
+                      <w:color w:val="000000"/>
+                    </w:rPr>
+                    <w:t xml:space="preserve">4</w:t>
                   </w:r>
                 </w:p>
               </w:tc>
               <w:tc>
                 <w:tcPr>
                   <w:tcBorders>
-                    <w:top w:val="single" w:space="0" w:color="D3D3D3"/>
-                    <w:bottom w:val="single" w:space="0" w:color="D3D3D3"/>
-                    <w:start w:val="single" w:space="0" w:color="D3D3D3"/>
-                    <w:end w:val="single" w:space="0" w:color="D3D3D3"/>
+                    <w:bottom w:val="none" w:sz="0" w:space="0" w:color="000000"/>
+                    <w:top w:val="none" w:sz="0" w:space="0" w:color="000000"/>
+                    <w:left w:val="none" w:sz="0" w:space="0" w:color="000000"/>
+                    <w:right w:val="none" w:sz="0" w:space="0" w:color="000000"/>
                   </w:tcBorders>
+                  <w:shd w:val="clear" w:color="auto" w:fill="FFFFFF"/>
+                  <w:tcMar>
+                    <w:top w:w="0" w:type="dxa"/>
+                    <w:bottom w:w="0" w:type="dxa"/>
+                    <w:left w:w="0" w:type="dxa"/>
+                    <w:right w:w="0" w:type="dxa"/>
+                  </w:tcMar>
+                  <w:vAlign w:val="center"/>
                 </w:tcPr>
                 <w:p>
                   <w:pPr>
-                    <w:spacing w:before="0" w:after="60"/>
-                    <w:keepNext/>
-                    <w:jc w:val="end"/>
+                    <w:jc w:val="center"/>
+                    <w:pBdr>
+                      <w:bottom w:val="none" w:sz="0" w:space="0" w:color="000000"/>
+                      <w:top w:val="none" w:sz="0" w:space="0" w:color="000000"/>
+                      <w:left w:val="none" w:sz="0" w:space="0" w:color="000000"/>
+                      <w:right w:val="none" w:sz="0" w:space="0" w:color="000000"/>
+                    </w:pBdr>
+                    <w:spacing w:after="100" w:before="100" w:line="240"/>
+                    <w:ind w:left="100" w:right="100" w:firstLine="0" w:firstLineChars="0"/>
+                    <w:rPr>
+                      <w:rFonts w:ascii="Arial" w:hAnsi="Arial" w:eastAsia="Arial" w:cs="Arial"/>
+                      <w:i w:val="false"/>
+                      <w:b w:val="false"/>
+                      <w:u w:val="none"/>
+                      <w:strike w:val="false"/>
+                      <w:sz w:val="24"/>
+                      <w:szCs w:val="24"/>
+                      <w:color w:val="000000"/>
+                    </w:rPr>
                   </w:pPr>
-                  <w:r>
-                    <w:rPr>
-                      <w:rFonts w:ascii="Calibri" w:hAnsi="Calibri"/>
-                      <w:sz w:val="20"/>
-                    </w:rPr>
-                    <w:t xml:space="default">122 (12.3)</w:t>
+                  <w:r xmlns:w="http://schemas.openxmlformats.org/wordprocessingml/2006/main" xmlns:wp="http://schemas.openxmlformats.org/drawingml/2006/wordprocessingDrawing" xmlns:r="http://schemas.openxmlformats.org/officeDocument/2006/relationships" xmlns:w14="http://schemas.microsoft.com/office/word/2010/wordml">
+                    <w:rPr>
+                      <w:rFonts w:ascii="Arial" w:hAnsi="Arial" w:eastAsia="Arial" w:cs="Arial"/>
+                      <w:i w:val="false"/>
+                      <w:b w:val="false"/>
+                      <w:u w:val="none"/>
+                      <w:strike w:val="false"/>
+                      <w:sz w:val="24"/>
+                      <w:szCs w:val="24"/>
+                      <w:color w:val="000000"/>
+                    </w:rPr>
+                    <w:t xml:space="preserve">Various</w:t>
+                  </w:r>
+                </w:p>
+              </w:tc>
+              <w:tc>
+                <w:tcPr>
+                  <w:tcBorders>
+                    <w:bottom w:val="none" w:sz="0" w:space="0" w:color="000000"/>
+                    <w:top w:val="none" w:sz="0" w:space="0" w:color="000000"/>
+                    <w:left w:val="none" w:sz="0" w:space="0" w:color="000000"/>
+                    <w:right w:val="none" w:sz="0" w:space="0" w:color="000000"/>
+                  </w:tcBorders>
+                  <w:shd w:val="clear" w:color="auto" w:fill="FFFFFF"/>
+                  <w:tcMar>
+                    <w:top w:w="0" w:type="dxa"/>
+                    <w:bottom w:w="0" w:type="dxa"/>
+                    <w:left w:w="0" w:type="dxa"/>
+                    <w:right w:w="0" w:type="dxa"/>
+                  </w:tcMar>
+                  <w:vAlign w:val="center"/>
+                </w:tcPr>
+                <w:p>
+                  <w:pPr>
+                    <w:jc w:val="left"/>
+                    <w:pBdr>
+                      <w:bottom w:val="none" w:sz="0" w:space="0" w:color="000000"/>
+                      <w:top w:val="none" w:sz="0" w:space="0" w:color="000000"/>
+                      <w:left w:val="none" w:sz="0" w:space="0" w:color="000000"/>
+                      <w:right w:val="none" w:sz="0" w:space="0" w:color="000000"/>
+                    </w:pBdr>
+                    <w:spacing w:after="100" w:before="100" w:line="240"/>
+                    <w:ind w:left="100" w:right="100" w:firstLine="0" w:firstLineChars="0"/>
+                    <w:rPr>
+                      <w:rFonts w:ascii="Arial" w:hAnsi="Arial" w:eastAsia="Arial" w:cs="Arial"/>
+                      <w:i w:val="false"/>
+                      <w:b w:val="false"/>
+                      <w:u w:val="none"/>
+                      <w:strike w:val="false"/>
+                      <w:sz w:val="24"/>
+                      <w:szCs w:val="24"/>
+                      <w:color w:val="000000"/>
+                    </w:rPr>
+                  </w:pPr>
+                  <w:r xmlns:w="http://schemas.openxmlformats.org/wordprocessingml/2006/main" xmlns:wp="http://schemas.openxmlformats.org/drawingml/2006/wordprocessingDrawing" xmlns:r="http://schemas.openxmlformats.org/officeDocument/2006/relationships" xmlns:w14="http://schemas.microsoft.com/office/word/2010/wordml">
+                    <w:rPr>
+                      <w:rFonts w:ascii="Arial" w:hAnsi="Arial" w:eastAsia="Arial" w:cs="Arial"/>
+                      <w:i w:val="false"/>
+                      <w:b w:val="false"/>
+                      <w:u w:val="none"/>
+                      <w:strike w:val="false"/>
+                      <w:sz w:val="24"/>
+                      <w:szCs w:val="24"/>
+                      <w:color w:val="000000"/>
+                    </w:rPr>
+                    <w:t xml:space="preserve">0.8</w:t>
                   </w:r>
                 </w:p>
               </w:tc>
             </w:tr>
             <w:tr>
               <w:trPr>
-                <w:cantSplit/>
+                <w:trHeight w:val="361" w:hRule="auto"/>
               </w:trPr>
               <w:tc>
                 <w:tcPr>
                   <w:tcBorders>
-                    <w:top w:val="single" w:space="0" w:color="D3D3D3"/>
-                    <w:bottom w:val="single" w:space="0" w:color="D3D3D3"/>
-                    <w:start w:val="single" w:space="0" w:color="D3D3D3"/>
-                    <w:end w:val="single" w:space="0" w:color="D3D3D3"/>
+                    <w:bottom w:val="none" w:sz="0" w:space="0" w:color="000000"/>
+                    <w:top w:val="none" w:sz="0" w:space="0" w:color="000000"/>
+                    <w:left w:val="none" w:sz="0" w:space="0" w:color="000000"/>
+                    <w:right w:val="none" w:sz="0" w:space="0" w:color="000000"/>
                   </w:tcBorders>
+                  <w:shd w:val="clear" w:color="auto" w:fill="FFFFFF"/>
+                  <w:tcMar>
+                    <w:top w:w="0" w:type="dxa"/>
+                    <w:bottom w:w="0" w:type="dxa"/>
+                    <w:left w:w="0" w:type="dxa"/>
+                    <w:right w:w="0" w:type="dxa"/>
+                  </w:tcMar>
+                  <w:vAlign w:val="center"/>
                 </w:tcPr>
                 <w:p>
                   <w:pPr>
-                    <w:spacing w:before="0" w:after="60"/>
-                    <w:keepNext/>
-                    <w:jc w:val="start"/>
+                    <w:jc w:val="left"/>
+                    <w:pBdr>
+                      <w:bottom w:val="none" w:sz="0" w:space="0" w:color="000000"/>
+                      <w:top w:val="none" w:sz="0" w:space="0" w:color="000000"/>
+                      <w:left w:val="none" w:sz="0" w:space="0" w:color="000000"/>
+                      <w:right w:val="none" w:sz="0" w:space="0" w:color="000000"/>
+                    </w:pBdr>
+                    <w:spacing w:after="100" w:before="100" w:line="240"/>
+                    <w:ind w:left="100" w:right="100" w:firstLine="0" w:firstLineChars="0"/>
+                    <w:rPr>
+                      <w:rFonts w:ascii="Arial" w:hAnsi="Arial" w:eastAsia="Arial" w:cs="Arial"/>
+                      <w:i w:val="false"/>
+                      <w:b w:val="false"/>
+                      <w:u w:val="none"/>
+                      <w:strike w:val="false"/>
+                      <w:sz w:val="24"/>
+                      <w:szCs w:val="24"/>
+                      <w:color w:val="000000"/>
+                    </w:rPr>
                   </w:pPr>
-                  <w:r>
-                    <w:rPr>
-                      <w:rFonts w:ascii="Calibri" w:hAnsi="Calibri"/>
-                      <w:sz w:val="20"/>
-                    </w:rPr>
-                    <w:t xml:space="default">LH</w:t>
+                  <w:r xmlns:w="http://schemas.openxmlformats.org/wordprocessingml/2006/main" xmlns:wp="http://schemas.openxmlformats.org/drawingml/2006/wordprocessingDrawing" xmlns:r="http://schemas.openxmlformats.org/officeDocument/2006/relationships" xmlns:w14="http://schemas.microsoft.com/office/word/2010/wordml">
+                    <w:rPr>
+                      <w:rFonts w:ascii="Arial" w:hAnsi="Arial" w:eastAsia="Arial" w:cs="Arial"/>
+                      <w:i w:val="false"/>
+                      <w:b w:val="false"/>
+                      <w:u w:val="none"/>
+                      <w:strike w:val="false"/>
+                      <w:sz w:val="24"/>
+                      <w:szCs w:val="24"/>
+                      <w:color w:val="000000"/>
+                    </w:rPr>
+                    <w:t xml:space="preserve">Neighborhood</w:t>
                   </w:r>
                 </w:p>
               </w:tc>
               <w:tc>
                 <w:tcPr>
                   <w:tcBorders>
-                    <w:top w:val="single" w:space="0" w:color="D3D3D3"/>
-                    <w:bottom w:val="single" w:space="0" w:color="D3D3D3"/>
-                    <w:start w:val="single" w:space="0" w:color="D3D3D3"/>
-                    <w:end w:val="single" w:space="0" w:color="D3D3D3"/>
+                    <w:bottom w:val="none" w:sz="0" w:space="0" w:color="000000"/>
+                    <w:top w:val="none" w:sz="0" w:space="0" w:color="000000"/>
+                    <w:left w:val="none" w:sz="0" w:space="0" w:color="000000"/>
+                    <w:right w:val="none" w:sz="0" w:space="0" w:color="000000"/>
                   </w:tcBorders>
+                  <w:shd w:val="clear" w:color="auto" w:fill="FFFFFF"/>
+                  <w:tcMar>
+                    <w:top w:w="0" w:type="dxa"/>
+                    <w:bottom w:w="0" w:type="dxa"/>
+                    <w:left w:w="0" w:type="dxa"/>
+                    <w:right w:w="0" w:type="dxa"/>
+                  </w:tcMar>
+                  <w:vAlign w:val="center"/>
                 </w:tcPr>
                 <w:p>
                   <w:pPr>
-                    <w:spacing w:before="0" w:after="60"/>
-                    <w:keepNext/>
-                    <w:jc w:val="start"/>
+                    <w:jc w:val="left"/>
+                    <w:pBdr>
+                      <w:bottom w:val="none" w:sz="0" w:space="0" w:color="000000"/>
+                      <w:top w:val="none" w:sz="0" w:space="0" w:color="000000"/>
+                      <w:left w:val="none" w:sz="0" w:space="0" w:color="000000"/>
+                      <w:right w:val="none" w:sz="0" w:space="0" w:color="000000"/>
+                    </w:pBdr>
+                    <w:spacing w:after="100" w:before="100" w:line="240"/>
+                    <w:ind w:left="100" w:right="100" w:firstLine="0" w:firstLineChars="0"/>
+                    <w:rPr>
+                      <w:rFonts w:ascii="Arial" w:hAnsi="Arial" w:eastAsia="Arial" w:cs="Arial"/>
+                      <w:i w:val="false"/>
+                      <w:b w:val="false"/>
+                      <w:u w:val="none"/>
+                      <w:strike w:val="false"/>
+                      <w:sz w:val="24"/>
+                      <w:szCs w:val="24"/>
+                      <w:color w:val="000000"/>
+                    </w:rPr>
                   </w:pPr>
-                  <w:r>
-                    <w:rPr>
-                      <w:rFonts w:ascii="Calibri" w:hAnsi="Calibri"/>
-                      <w:sz w:val="20"/>
-                    </w:rPr>
-                    <w:t xml:space="default">Low RTCC + High PTAS</w:t>
+                  <w:r xmlns:w="http://schemas.openxmlformats.org/wordprocessingml/2006/main" xmlns:wp="http://schemas.openxmlformats.org/drawingml/2006/wordprocessingDrawing" xmlns:r="http://schemas.openxmlformats.org/officeDocument/2006/relationships" xmlns:w14="http://schemas.microsoft.com/office/word/2010/wordml">
+                    <w:rPr>
+                      <w:rFonts w:ascii="Arial" w:hAnsi="Arial" w:eastAsia="Arial" w:cs="Arial"/>
+                      <w:i w:val="false"/>
+                      <w:b w:val="false"/>
+                      <w:u w:val="none"/>
+                      <w:strike w:val="false"/>
+                      <w:sz w:val="24"/>
+                      <w:szCs w:val="24"/>
+                      <w:color w:val="000000"/>
+                    </w:rPr>
+                    <w:t xml:space="preserve">Open space; playground; sports fields; fitness equipment; picnic areas</w:t>
                   </w:r>
                 </w:p>
               </w:tc>
               <w:tc>
                 <w:tcPr>
                   <w:tcBorders>
-                    <w:top w:val="single" w:space="0" w:color="D3D3D3"/>
-                    <w:bottom w:val="single" w:space="0" w:color="D3D3D3"/>
-                    <w:start w:val="single" w:space="0" w:color="D3D3D3"/>
-                    <w:end w:val="single" w:space="0" w:color="D3D3D3"/>
+                    <w:bottom w:val="none" w:sz="0" w:space="0" w:color="000000"/>
+                    <w:top w:val="none" w:sz="0" w:space="0" w:color="000000"/>
+                    <w:left w:val="none" w:sz="0" w:space="0" w:color="000000"/>
+                    <w:right w:val="none" w:sz="0" w:space="0" w:color="000000"/>
                   </w:tcBorders>
+                  <w:shd w:val="clear" w:color="auto" w:fill="FFFFFF"/>
+                  <w:tcMar>
+                    <w:top w:w="0" w:type="dxa"/>
+                    <w:bottom w:w="0" w:type="dxa"/>
+                    <w:left w:w="0" w:type="dxa"/>
+                    <w:right w:w="0" w:type="dxa"/>
+                  </w:tcMar>
+                  <w:vAlign w:val="center"/>
                 </w:tcPr>
                 <w:p>
                   <w:pPr>
-                    <w:spacing w:before="0" w:after="60"/>
-                    <w:keepNext/>
-                    <w:jc w:val="start"/>
+                    <w:jc w:val="center"/>
+                    <w:pBdr>
+                      <w:bottom w:val="none" w:sz="0" w:space="0" w:color="000000"/>
+                      <w:top w:val="none" w:sz="0" w:space="0" w:color="000000"/>
+                      <w:left w:val="none" w:sz="0" w:space="0" w:color="000000"/>
+                      <w:right w:val="none" w:sz="0" w:space="0" w:color="000000"/>
+                    </w:pBdr>
+                    <w:spacing w:after="100" w:before="100" w:line="240"/>
+                    <w:ind w:left="100" w:right="100" w:firstLine="0" w:firstLineChars="0"/>
+                    <w:rPr>
+                      <w:rFonts w:ascii="Arial" w:hAnsi="Arial" w:eastAsia="Arial" w:cs="Arial"/>
+                      <w:i w:val="false"/>
+                      <w:b w:val="false"/>
+                      <w:u w:val="none"/>
+                      <w:strike w:val="false"/>
+                      <w:sz w:val="24"/>
+                      <w:szCs w:val="24"/>
+                      <w:color w:val="000000"/>
+                    </w:rPr>
                   </w:pPr>
-                  <w:r>
-                    <w:rPr>
-                      <w:rFonts w:ascii="Calibri" w:hAnsi="Calibri"/>
-                      <w:sz w:val="20"/>
-                    </w:rPr>
-                    <w:t xml:space="default">Low residential tree canopy, but parks provide tree canopy refuge</w:t>
+                  <w:r xmlns:w="http://schemas.openxmlformats.org/wordprocessingml/2006/main" xmlns:wp="http://schemas.openxmlformats.org/drawingml/2006/wordprocessingDrawing" xmlns:r="http://schemas.openxmlformats.org/officeDocument/2006/relationships" xmlns:w14="http://schemas.microsoft.com/office/word/2010/wordml">
+                    <w:rPr>
+                      <w:rFonts w:ascii="Arial" w:hAnsi="Arial" w:eastAsia="Arial" w:cs="Arial"/>
+                      <w:i w:val="false"/>
+                      <w:b w:val="false"/>
+                      <w:u w:val="none"/>
+                      <w:strike w:val="false"/>
+                      <w:sz w:val="24"/>
+                      <w:szCs w:val="24"/>
+                      <w:color w:val="000000"/>
+                    </w:rPr>
+                    <w:t xml:space="preserve">84</w:t>
                   </w:r>
                 </w:p>
               </w:tc>
               <w:tc>
                 <w:tcPr>
                   <w:tcBorders>
-                    <w:top w:val="single" w:space="0" w:color="D3D3D3"/>
-                    <w:bottom w:val="single" w:space="0" w:color="D3D3D3"/>
-                    <w:start w:val="single" w:space="0" w:color="D3D3D3"/>
-                    <w:end w:val="single" w:space="0" w:color="D3D3D3"/>
+                    <w:bottom w:val="none" w:sz="0" w:space="0" w:color="000000"/>
+                    <w:top w:val="none" w:sz="0" w:space="0" w:color="000000"/>
+                    <w:left w:val="none" w:sz="0" w:space="0" w:color="000000"/>
+                    <w:right w:val="none" w:sz="0" w:space="0" w:color="000000"/>
                   </w:tcBorders>
+                  <w:shd w:val="clear" w:color="auto" w:fill="FFFFFF"/>
+                  <w:tcMar>
+                    <w:top w:w="0" w:type="dxa"/>
+                    <w:bottom w:w="0" w:type="dxa"/>
+                    <w:left w:w="0" w:type="dxa"/>
+                    <w:right w:w="0" w:type="dxa"/>
+                  </w:tcMar>
+                  <w:vAlign w:val="center"/>
                 </w:tcPr>
                 <w:p>
                   <w:pPr>
-                    <w:spacing w:before="0" w:after="60"/>
-                    <w:keepNext/>
-                    <w:jc w:val="end"/>
+                    <w:jc w:val="center"/>
+                    <w:pBdr>
+                      <w:bottom w:val="none" w:sz="0" w:space="0" w:color="000000"/>
+                      <w:top w:val="none" w:sz="0" w:space="0" w:color="000000"/>
+                      <w:left w:val="none" w:sz="0" w:space="0" w:color="000000"/>
+                      <w:right w:val="none" w:sz="0" w:space="0" w:color="000000"/>
+                    </w:pBdr>
+                    <w:spacing w:after="100" w:before="100" w:line="240"/>
+                    <w:ind w:left="100" w:right="100" w:firstLine="0" w:firstLineChars="0"/>
+                    <w:rPr>
+                      <w:rFonts w:ascii="Arial" w:hAnsi="Arial" w:eastAsia="Arial" w:cs="Arial"/>
+                      <w:i w:val="false"/>
+                      <w:b w:val="false"/>
+                      <w:u w:val="none"/>
+                      <w:strike w:val="false"/>
+                      <w:sz w:val="24"/>
+                      <w:szCs w:val="24"/>
+                      <w:color w:val="000000"/>
+                    </w:rPr>
                   </w:pPr>
-                  <w:r>
-                    <w:rPr>
-                      <w:rFonts w:ascii="Calibri" w:hAnsi="Calibri"/>
-                      <w:sz w:val="20"/>
-                    </w:rPr>
-                    <w:t xml:space="default">404 (40.9)</w:t>
+                  <w:r xmlns:w="http://schemas.openxmlformats.org/wordprocessingml/2006/main" xmlns:wp="http://schemas.openxmlformats.org/drawingml/2006/wordprocessingDrawing" xmlns:r="http://schemas.openxmlformats.org/officeDocument/2006/relationships" xmlns:w14="http://schemas.microsoft.com/office/word/2010/wordml">
+                    <w:rPr>
+                      <w:rFonts w:ascii="Arial" w:hAnsi="Arial" w:eastAsia="Arial" w:cs="Arial"/>
+                      <w:i w:val="false"/>
+                      <w:b w:val="false"/>
+                      <w:u w:val="none"/>
+                      <w:strike w:val="false"/>
+                      <w:sz w:val="24"/>
+                      <w:szCs w:val="24"/>
+                      <w:color w:val="000000"/>
+                    </w:rPr>
+                    <w:t xml:space="preserve">0.8-11.9</w:t>
+                  </w:r>
+                </w:p>
+              </w:tc>
+              <w:tc>
+                <w:tcPr>
+                  <w:tcBorders>
+                    <w:bottom w:val="none" w:sz="0" w:space="0" w:color="000000"/>
+                    <w:top w:val="none" w:sz="0" w:space="0" w:color="000000"/>
+                    <w:left w:val="none" w:sz="0" w:space="0" w:color="000000"/>
+                    <w:right w:val="none" w:sz="0" w:space="0" w:color="000000"/>
+                  </w:tcBorders>
+                  <w:shd w:val="clear" w:color="auto" w:fill="FFFFFF"/>
+                  <w:tcMar>
+                    <w:top w:w="0" w:type="dxa"/>
+                    <w:bottom w:w="0" w:type="dxa"/>
+                    <w:left w:w="0" w:type="dxa"/>
+                    <w:right w:w="0" w:type="dxa"/>
+                  </w:tcMar>
+                  <w:vAlign w:val="center"/>
+                </w:tcPr>
+                <w:p>
+                  <w:pPr>
+                    <w:jc w:val="left"/>
+                    <w:pBdr>
+                      <w:bottom w:val="none" w:sz="0" w:space="0" w:color="000000"/>
+                      <w:top w:val="none" w:sz="0" w:space="0" w:color="000000"/>
+                      <w:left w:val="none" w:sz="0" w:space="0" w:color="000000"/>
+                      <w:right w:val="none" w:sz="0" w:space="0" w:color="000000"/>
+                    </w:pBdr>
+                    <w:spacing w:after="100" w:before="100" w:line="240"/>
+                    <w:ind w:left="100" w:right="100" w:firstLine="0" w:firstLineChars="0"/>
+                    <w:rPr>
+                      <w:rFonts w:ascii="Arial" w:hAnsi="Arial" w:eastAsia="Arial" w:cs="Arial"/>
+                      <w:i w:val="false"/>
+                      <w:b w:val="false"/>
+                      <w:u w:val="none"/>
+                      <w:strike w:val="false"/>
+                      <w:sz w:val="24"/>
+                      <w:szCs w:val="24"/>
+                      <w:color w:val="000000"/>
+                    </w:rPr>
+                  </w:pPr>
+                  <w:r xmlns:w="http://schemas.openxmlformats.org/wordprocessingml/2006/main" xmlns:wp="http://schemas.openxmlformats.org/drawingml/2006/wordprocessingDrawing" xmlns:r="http://schemas.openxmlformats.org/officeDocument/2006/relationships" xmlns:w14="http://schemas.microsoft.com/office/word/2010/wordml">
+                    <w:rPr>
+                      <w:rFonts w:ascii="Arial" w:hAnsi="Arial" w:eastAsia="Arial" w:cs="Arial"/>
+                      <w:i w:val="false"/>
+                      <w:b w:val="false"/>
+                      <w:u w:val="none"/>
+                      <w:strike w:val="false"/>
+                      <w:sz w:val="24"/>
+                      <w:szCs w:val="24"/>
+                      <w:color w:val="000000"/>
+                    </w:rPr>
+                    <w:t xml:space="preserve">1.6</w:t>
                   </w:r>
                 </w:p>
               </w:tc>
             </w:tr>
             <w:tr>
               <w:trPr>
-                <w:cantSplit/>
+                <w:trHeight w:val="361" w:hRule="auto"/>
               </w:trPr>
               <w:tc>
                 <w:tcPr>
                   <w:tcBorders>
-                    <w:top w:val="single" w:space="0" w:color="D3D3D3"/>
-                    <w:bottom w:val="single" w:space="0" w:color="D3D3D3"/>
-                    <w:start w:val="single" w:space="0" w:color="D3D3D3"/>
-                    <w:end w:val="single" w:space="0" w:color="D3D3D3"/>
+                    <w:bottom w:val="none" w:sz="0" w:space="0" w:color="000000"/>
+                    <w:top w:val="none" w:sz="0" w:space="0" w:color="000000"/>
+                    <w:left w:val="none" w:sz="0" w:space="0" w:color="000000"/>
+                    <w:right w:val="none" w:sz="0" w:space="0" w:color="000000"/>
                   </w:tcBorders>
+                  <w:shd w:val="clear" w:color="auto" w:fill="FFFFFF"/>
+                  <w:tcMar>
+                    <w:top w:w="0" w:type="dxa"/>
+                    <w:bottom w:w="0" w:type="dxa"/>
+                    <w:left w:w="0" w:type="dxa"/>
+                    <w:right w:w="0" w:type="dxa"/>
+                  </w:tcMar>
+                  <w:vAlign w:val="center"/>
                 </w:tcPr>
                 <w:p>
                   <w:pPr>
-                    <w:spacing w:before="0" w:after="60"/>
-                    <w:keepNext/>
-                    <w:jc w:val="start"/>
+                    <w:jc w:val="left"/>
+                    <w:pBdr>
+                      <w:bottom w:val="none" w:sz="0" w:space="0" w:color="000000"/>
+                      <w:top w:val="none" w:sz="0" w:space="0" w:color="000000"/>
+                      <w:left w:val="none" w:sz="0" w:space="0" w:color="000000"/>
+                      <w:right w:val="none" w:sz="0" w:space="0" w:color="000000"/>
+                    </w:pBdr>
+                    <w:spacing w:after="100" w:before="100" w:line="240"/>
+                    <w:ind w:left="100" w:right="100" w:firstLine="0" w:firstLineChars="0"/>
+                    <w:rPr>
+                      <w:rFonts w:ascii="Arial" w:hAnsi="Arial" w:eastAsia="Arial" w:cs="Arial"/>
+                      <w:i w:val="false"/>
+                      <w:b w:val="false"/>
+                      <w:u w:val="none"/>
+                      <w:strike w:val="false"/>
+                      <w:sz w:val="24"/>
+                      <w:szCs w:val="24"/>
+                      <w:color w:val="000000"/>
+                    </w:rPr>
                   </w:pPr>
-                  <w:r>
-                    <w:rPr>
-                      <w:rFonts w:ascii="Calibri" w:hAnsi="Calibri"/>
-                      <w:sz w:val="20"/>
-                    </w:rPr>
-                    <w:t xml:space="default">LL</w:t>
+                  <w:r xmlns:w="http://schemas.openxmlformats.org/wordprocessingml/2006/main" xmlns:wp="http://schemas.openxmlformats.org/drawingml/2006/wordprocessingDrawing" xmlns:r="http://schemas.openxmlformats.org/officeDocument/2006/relationships" xmlns:w14="http://schemas.microsoft.com/office/word/2010/wordml">
+                    <w:rPr>
+                      <w:rFonts w:ascii="Arial" w:hAnsi="Arial" w:eastAsia="Arial" w:cs="Arial"/>
+                      <w:i w:val="false"/>
+                      <w:b w:val="false"/>
+                      <w:u w:val="none"/>
+                      <w:strike w:val="false"/>
+                      <w:sz w:val="24"/>
+                      <w:szCs w:val="24"/>
+                      <w:color w:val="000000"/>
+                    </w:rPr>
+                    <w:t xml:space="preserve">Community</w:t>
                   </w:r>
                 </w:p>
               </w:tc>
               <w:tc>
                 <w:tcPr>
                   <w:tcBorders>
-                    <w:top w:val="single" w:space="0" w:color="D3D3D3"/>
-                    <w:bottom w:val="single" w:space="0" w:color="D3D3D3"/>
-                    <w:start w:val="single" w:space="0" w:color="D3D3D3"/>
-                    <w:end w:val="single" w:space="0" w:color="D3D3D3"/>
+                    <w:bottom w:val="none" w:sz="0" w:space="0" w:color="000000"/>
+                    <w:top w:val="none" w:sz="0" w:space="0" w:color="000000"/>
+                    <w:left w:val="none" w:sz="0" w:space="0" w:color="000000"/>
+                    <w:right w:val="none" w:sz="0" w:space="0" w:color="000000"/>
                   </w:tcBorders>
+                  <w:shd w:val="clear" w:color="auto" w:fill="FFFFFF"/>
+                  <w:tcMar>
+                    <w:top w:w="0" w:type="dxa"/>
+                    <w:bottom w:w="0" w:type="dxa"/>
+                    <w:left w:w="0" w:type="dxa"/>
+                    <w:right w:w="0" w:type="dxa"/>
+                  </w:tcMar>
+                  <w:vAlign w:val="center"/>
                 </w:tcPr>
                 <w:p>
                   <w:pPr>
-                    <w:spacing w:before="0" w:after="60"/>
-                    <w:keepNext/>
-                    <w:jc w:val="start"/>
+                    <w:jc w:val="left"/>
+                    <w:pBdr>
+                      <w:bottom w:val="none" w:sz="0" w:space="0" w:color="000000"/>
+                      <w:top w:val="none" w:sz="0" w:space="0" w:color="000000"/>
+                      <w:left w:val="none" w:sz="0" w:space="0" w:color="000000"/>
+                      <w:right w:val="none" w:sz="0" w:space="0" w:color="000000"/>
+                    </w:pBdr>
+                    <w:spacing w:after="100" w:before="100" w:line="240"/>
+                    <w:ind w:left="100" w:right="100" w:firstLine="0" w:firstLineChars="0"/>
+                    <w:rPr>
+                      <w:rFonts w:ascii="Arial" w:hAnsi="Arial" w:eastAsia="Arial" w:cs="Arial"/>
+                      <w:i w:val="false"/>
+                      <w:b w:val="false"/>
+                      <w:u w:val="none"/>
+                      <w:strike w:val="false"/>
+                      <w:sz w:val="24"/>
+                      <w:szCs w:val="24"/>
+                      <w:color w:val="000000"/>
+                    </w:rPr>
                   </w:pPr>
-                  <w:r>
-                    <w:rPr>
-                      <w:rFonts w:ascii="Calibri" w:hAnsi="Calibri"/>
-                      <w:sz w:val="20"/>
-                    </w:rPr>
-                    <w:t xml:space="default">Low RTCC + Low PTAS</w:t>
+                  <w:r xmlns:w="http://schemas.openxmlformats.org/wordprocessingml/2006/main" xmlns:wp="http://schemas.openxmlformats.org/drawingml/2006/wordprocessingDrawing" xmlns:r="http://schemas.openxmlformats.org/officeDocument/2006/relationships" xmlns:w14="http://schemas.microsoft.com/office/word/2010/wordml">
+                    <w:rPr>
+                      <w:rFonts w:ascii="Arial" w:hAnsi="Arial" w:eastAsia="Arial" w:cs="Arial"/>
+                      <w:i w:val="false"/>
+                      <w:b w:val="false"/>
+                      <w:u w:val="none"/>
+                      <w:strike w:val="false"/>
+                      <w:sz w:val="24"/>
+                      <w:szCs w:val="24"/>
+                      <w:color w:val="000000"/>
+                    </w:rPr>
+                    <w:t xml:space="preserve">Amenities found in neighborhood parks, plus: swimming pool; recreational center; dog park; skate plaza; pond</w:t>
                   </w:r>
                 </w:p>
               </w:tc>
               <w:tc>
                 <w:tcPr>
                   <w:tcBorders>
-                    <w:top w:val="single" w:space="0" w:color="D3D3D3"/>
-                    <w:bottom w:val="single" w:space="0" w:color="D3D3D3"/>
-                    <w:start w:val="single" w:space="0" w:color="D3D3D3"/>
-                    <w:end w:val="single" w:space="0" w:color="D3D3D3"/>
+                    <w:bottom w:val="none" w:sz="0" w:space="0" w:color="000000"/>
+                    <w:top w:val="none" w:sz="0" w:space="0" w:color="000000"/>
+                    <w:left w:val="none" w:sz="0" w:space="0" w:color="000000"/>
+                    <w:right w:val="none" w:sz="0" w:space="0" w:color="000000"/>
                   </w:tcBorders>
+                  <w:shd w:val="clear" w:color="auto" w:fill="FFFFFF"/>
+                  <w:tcMar>
+                    <w:top w:w="0" w:type="dxa"/>
+                    <w:bottom w:w="0" w:type="dxa"/>
+                    <w:left w:w="0" w:type="dxa"/>
+                    <w:right w:w="0" w:type="dxa"/>
+                  </w:tcMar>
+                  <w:vAlign w:val="center"/>
                 </w:tcPr>
                 <w:p>
                   <w:pPr>
-                    <w:spacing w:before="0" w:after="60"/>
-                    <w:keepNext/>
-                    <w:jc w:val="start"/>
+                    <w:jc w:val="center"/>
+                    <w:pBdr>
+                      <w:bottom w:val="none" w:sz="0" w:space="0" w:color="000000"/>
+                      <w:top w:val="none" w:sz="0" w:space="0" w:color="000000"/>
+                      <w:left w:val="none" w:sz="0" w:space="0" w:color="000000"/>
+                      <w:right w:val="none" w:sz="0" w:space="0" w:color="000000"/>
+                    </w:pBdr>
+                    <w:spacing w:after="100" w:before="100" w:line="240"/>
+                    <w:ind w:left="100" w:right="100" w:firstLine="0" w:firstLineChars="0"/>
+                    <w:rPr>
+                      <w:rFonts w:ascii="Arial" w:hAnsi="Arial" w:eastAsia="Arial" w:cs="Arial"/>
+                      <w:i w:val="false"/>
+                      <w:b w:val="false"/>
+                      <w:u w:val="none"/>
+                      <w:strike w:val="false"/>
+                      <w:sz w:val="24"/>
+                      <w:szCs w:val="24"/>
+                      <w:color w:val="000000"/>
+                    </w:rPr>
                   </w:pPr>
-                  <w:r>
-                    <w:rPr>
-                      <w:rFonts w:ascii="Calibri" w:hAnsi="Calibri"/>
-                      <w:sz w:val="20"/>
-                    </w:rPr>
-                    <w:t xml:space="default">Residential and park tree canopy desert</w:t>
+                  <w:r xmlns:w="http://schemas.openxmlformats.org/wordprocessingml/2006/main" xmlns:wp="http://schemas.openxmlformats.org/drawingml/2006/wordprocessingDrawing" xmlns:r="http://schemas.openxmlformats.org/officeDocument/2006/relationships" xmlns:w14="http://schemas.microsoft.com/office/word/2010/wordml">
+                    <w:rPr>
+                      <w:rFonts w:ascii="Arial" w:hAnsi="Arial" w:eastAsia="Arial" w:cs="Arial"/>
+                      <w:i w:val="false"/>
+                      <w:b w:val="false"/>
+                      <w:u w:val="none"/>
+                      <w:strike w:val="false"/>
+                      <w:sz w:val="24"/>
+                      <w:szCs w:val="24"/>
+                      <w:color w:val="000000"/>
+                    </w:rPr>
+                    <w:t xml:space="preserve">47</w:t>
                   </w:r>
                 </w:p>
               </w:tc>
               <w:tc>
                 <w:tcPr>
                   <w:tcBorders>
-                    <w:top w:val="single" w:space="0" w:color="D3D3D3"/>
-                    <w:bottom w:val="single" w:space="0" w:color="D3D3D3"/>
-                    <w:start w:val="single" w:space="0" w:color="D3D3D3"/>
-                    <w:end w:val="single" w:space="0" w:color="D3D3D3"/>
+                    <w:bottom w:val="none" w:sz="0" w:space="0" w:color="000000"/>
+                    <w:top w:val="none" w:sz="0" w:space="0" w:color="000000"/>
+                    <w:left w:val="none" w:sz="0" w:space="0" w:color="000000"/>
+                    <w:right w:val="none" w:sz="0" w:space="0" w:color="000000"/>
                   </w:tcBorders>
+                  <w:shd w:val="clear" w:color="auto" w:fill="FFFFFF"/>
+                  <w:tcMar>
+                    <w:top w:w="0" w:type="dxa"/>
+                    <w:bottom w:w="0" w:type="dxa"/>
+                    <w:left w:w="0" w:type="dxa"/>
+                    <w:right w:w="0" w:type="dxa"/>
+                  </w:tcMar>
+                  <w:vAlign w:val="center"/>
                 </w:tcPr>
                 <w:p>
                   <w:pPr>
-                    <w:spacing w:before="0" w:after="60"/>
-                    <w:keepNext/>
-                    <w:jc w:val="end"/>
+                    <w:jc w:val="center"/>
+                    <w:pBdr>
+                      <w:bottom w:val="none" w:sz="0" w:space="0" w:color="000000"/>
+                      <w:top w:val="none" w:sz="0" w:space="0" w:color="000000"/>
+                      <w:left w:val="none" w:sz="0" w:space="0" w:color="000000"/>
+                      <w:right w:val="none" w:sz="0" w:space="0" w:color="000000"/>
+                    </w:pBdr>
+                    <w:spacing w:after="100" w:before="100" w:line="240"/>
+                    <w:ind w:left="100" w:right="100" w:firstLine="0" w:firstLineChars="0"/>
+                    <w:rPr>
+                      <w:rFonts w:ascii="Arial" w:hAnsi="Arial" w:eastAsia="Arial" w:cs="Arial"/>
+                      <w:i w:val="false"/>
+                      <w:b w:val="false"/>
+                      <w:u w:val="none"/>
+                      <w:strike w:val="false"/>
+                      <w:sz w:val="24"/>
+                      <w:szCs w:val="24"/>
+                      <w:color w:val="000000"/>
+                    </w:rPr>
                   </w:pPr>
-                  <w:r>
-                    <w:rPr>
-                      <w:rFonts w:ascii="Calibri" w:hAnsi="Calibri"/>
-                      <w:sz w:val="20"/>
-                    </w:rPr>
-                    <w:t xml:space="default">373 (37.8)</w:t>
+                  <w:r xmlns:w="http://schemas.openxmlformats.org/wordprocessingml/2006/main" xmlns:wp="http://schemas.openxmlformats.org/drawingml/2006/wordprocessingDrawing" xmlns:r="http://schemas.openxmlformats.org/officeDocument/2006/relationships" xmlns:w14="http://schemas.microsoft.com/office/word/2010/wordml">
+                    <w:rPr>
+                      <w:rFonts w:ascii="Arial" w:hAnsi="Arial" w:eastAsia="Arial" w:cs="Arial"/>
+                      <w:i w:val="false"/>
+                      <w:b w:val="false"/>
+                      <w:u w:val="none"/>
+                      <w:strike w:val="false"/>
+                      <w:sz w:val="24"/>
+                      <w:szCs w:val="24"/>
+                      <w:color w:val="000000"/>
+                    </w:rPr>
+                    <w:t xml:space="preserve">12-20</w:t>
+                  </w:r>
+                </w:p>
+              </w:tc>
+              <w:tc>
+                <w:tcPr>
+                  <w:tcBorders>
+                    <w:bottom w:val="none" w:sz="0" w:space="0" w:color="000000"/>
+                    <w:top w:val="none" w:sz="0" w:space="0" w:color="000000"/>
+                    <w:left w:val="none" w:sz="0" w:space="0" w:color="000000"/>
+                    <w:right w:val="none" w:sz="0" w:space="0" w:color="000000"/>
+                  </w:tcBorders>
+                  <w:shd w:val="clear" w:color="auto" w:fill="FFFFFF"/>
+                  <w:tcMar>
+                    <w:top w:w="0" w:type="dxa"/>
+                    <w:bottom w:w="0" w:type="dxa"/>
+                    <w:left w:w="0" w:type="dxa"/>
+                    <w:right w:w="0" w:type="dxa"/>
+                  </w:tcMar>
+                  <w:vAlign w:val="center"/>
+                </w:tcPr>
+                <w:p>
+                  <w:pPr>
+                    <w:jc w:val="left"/>
+                    <w:pBdr>
+                      <w:bottom w:val="none" w:sz="0" w:space="0" w:color="000000"/>
+                      <w:top w:val="none" w:sz="0" w:space="0" w:color="000000"/>
+                      <w:left w:val="none" w:sz="0" w:space="0" w:color="000000"/>
+                      <w:right w:val="none" w:sz="0" w:space="0" w:color="000000"/>
+                    </w:pBdr>
+                    <w:spacing w:after="100" w:before="100" w:line="240"/>
+                    <w:ind w:left="100" w:right="100" w:firstLine="0" w:firstLineChars="0"/>
+                    <w:rPr>
+                      <w:rFonts w:ascii="Arial" w:hAnsi="Arial" w:eastAsia="Arial" w:cs="Arial"/>
+                      <w:i w:val="false"/>
+                      <w:b w:val="false"/>
+                      <w:u w:val="none"/>
+                      <w:strike w:val="false"/>
+                      <w:sz w:val="24"/>
+                      <w:szCs w:val="24"/>
+                      <w:color w:val="000000"/>
+                    </w:rPr>
+                  </w:pPr>
+                  <w:r xmlns:w="http://schemas.openxmlformats.org/wordprocessingml/2006/main" xmlns:wp="http://schemas.openxmlformats.org/drawingml/2006/wordprocessingDrawing" xmlns:r="http://schemas.openxmlformats.org/officeDocument/2006/relationships" xmlns:w14="http://schemas.microsoft.com/office/word/2010/wordml">
+                    <w:rPr>
+                      <w:rFonts w:ascii="Arial" w:hAnsi="Arial" w:eastAsia="Arial" w:cs="Arial"/>
+                      <w:i w:val="false"/>
+                      <w:b w:val="false"/>
+                      <w:u w:val="none"/>
+                      <w:strike w:val="false"/>
+                      <w:sz w:val="24"/>
+                      <w:szCs w:val="24"/>
+                      <w:color w:val="000000"/>
+                    </w:rPr>
+                    <w:t xml:space="preserve">4.8</w:t>
+                  </w:r>
+                </w:p>
+              </w:tc>
+            </w:tr>
+            <w:tr>
+              <w:trPr>
+                <w:trHeight w:val="361" w:hRule="auto"/>
+              </w:trPr>
+              <w:tc>
+                <w:tcPr>
+                  <w:tcBorders>
+                    <w:bottom w:val="single" w:sz="12" w:space="0" w:color="666666"/>
+                    <w:top w:val="none" w:sz="0" w:space="0" w:color="000000"/>
+                    <w:left w:val="none" w:sz="0" w:space="0" w:color="000000"/>
+                    <w:right w:val="none" w:sz="0" w:space="0" w:color="000000"/>
+                  </w:tcBorders>
+                  <w:shd w:val="clear" w:color="auto" w:fill="FFFFFF"/>
+                  <w:tcMar>
+                    <w:top w:w="0" w:type="dxa"/>
+                    <w:bottom w:w="0" w:type="dxa"/>
+                    <w:left w:w="0" w:type="dxa"/>
+                    <w:right w:w="0" w:type="dxa"/>
+                  </w:tcMar>
+                  <w:vAlign w:val="center"/>
+                </w:tcPr>
+                <w:p>
+                  <w:pPr>
+                    <w:jc w:val="left"/>
+                    <w:pBdr>
+                      <w:bottom w:val="none" w:sz="0" w:space="0" w:color="000000"/>
+                      <w:top w:val="none" w:sz="0" w:space="0" w:color="000000"/>
+                      <w:left w:val="none" w:sz="0" w:space="0" w:color="000000"/>
+                      <w:right w:val="none" w:sz="0" w:space="0" w:color="000000"/>
+                    </w:pBdr>
+                    <w:spacing w:after="100" w:before="100" w:line="240"/>
+                    <w:ind w:left="100" w:right="100" w:firstLine="0" w:firstLineChars="0"/>
+                    <w:rPr>
+                      <w:rFonts w:ascii="Arial" w:hAnsi="Arial" w:eastAsia="Arial" w:cs="Arial"/>
+                      <w:i w:val="false"/>
+                      <w:b w:val="false"/>
+                      <w:u w:val="none"/>
+                      <w:strike w:val="false"/>
+                      <w:sz w:val="24"/>
+                      <w:szCs w:val="24"/>
+                      <w:color w:val="000000"/>
+                    </w:rPr>
+                  </w:pPr>
+                  <w:r xmlns:w="http://schemas.openxmlformats.org/wordprocessingml/2006/main" xmlns:wp="http://schemas.openxmlformats.org/drawingml/2006/wordprocessingDrawing" xmlns:r="http://schemas.openxmlformats.org/officeDocument/2006/relationships" xmlns:w14="http://schemas.microsoft.com/office/word/2010/wordml">
+                    <w:rPr>
+                      <w:rFonts w:ascii="Arial" w:hAnsi="Arial" w:eastAsia="Arial" w:cs="Arial"/>
+                      <w:i w:val="false"/>
+                      <w:b w:val="false"/>
+                      <w:u w:val="none"/>
+                      <w:strike w:val="false"/>
+                      <w:sz w:val="24"/>
+                      <w:szCs w:val="24"/>
+                      <w:color w:val="000000"/>
+                    </w:rPr>
+                    <w:t xml:space="preserve">Regional</w:t>
+                  </w:r>
+                </w:p>
+              </w:tc>
+              <w:tc>
+                <w:tcPr>
+                  <w:tcBorders>
+                    <w:bottom w:val="single" w:sz="12" w:space="0" w:color="666666"/>
+                    <w:top w:val="none" w:sz="0" w:space="0" w:color="000000"/>
+                    <w:left w:val="none" w:sz="0" w:space="0" w:color="000000"/>
+                    <w:right w:val="none" w:sz="0" w:space="0" w:color="000000"/>
+                  </w:tcBorders>
+                  <w:shd w:val="clear" w:color="auto" w:fill="FFFFFF"/>
+                  <w:tcMar>
+                    <w:top w:w="0" w:type="dxa"/>
+                    <w:bottom w:w="0" w:type="dxa"/>
+                    <w:left w:w="0" w:type="dxa"/>
+                    <w:right w:w="0" w:type="dxa"/>
+                  </w:tcMar>
+                  <w:vAlign w:val="center"/>
+                </w:tcPr>
+                <w:p>
+                  <w:pPr>
+                    <w:jc w:val="left"/>
+                    <w:pBdr>
+                      <w:bottom w:val="none" w:sz="0" w:space="0" w:color="000000"/>
+                      <w:top w:val="none" w:sz="0" w:space="0" w:color="000000"/>
+                      <w:left w:val="none" w:sz="0" w:space="0" w:color="000000"/>
+                      <w:right w:val="none" w:sz="0" w:space="0" w:color="000000"/>
+                    </w:pBdr>
+                    <w:spacing w:after="100" w:before="100" w:line="240"/>
+                    <w:ind w:left="100" w:right="100" w:firstLine="0" w:firstLineChars="0"/>
+                    <w:rPr>
+                      <w:rFonts w:ascii="Arial" w:hAnsi="Arial" w:eastAsia="Arial" w:cs="Arial"/>
+                      <w:i w:val="false"/>
+                      <w:b w:val="false"/>
+                      <w:u w:val="none"/>
+                      <w:strike w:val="false"/>
+                      <w:sz w:val="24"/>
+                      <w:szCs w:val="24"/>
+                      <w:color w:val="000000"/>
+                    </w:rPr>
+                  </w:pPr>
+                  <w:r xmlns:w="http://schemas.openxmlformats.org/wordprocessingml/2006/main" xmlns:wp="http://schemas.openxmlformats.org/drawingml/2006/wordprocessingDrawing" xmlns:r="http://schemas.openxmlformats.org/officeDocument/2006/relationships" xmlns:w14="http://schemas.microsoft.com/office/word/2010/wordml">
+                    <w:rPr>
+                      <w:rFonts w:ascii="Arial" w:hAnsi="Arial" w:eastAsia="Arial" w:cs="Arial"/>
+                      <w:i w:val="false"/>
+                      <w:b w:val="false"/>
+                      <w:u w:val="none"/>
+                      <w:strike w:val="false"/>
+                      <w:sz w:val="24"/>
+                      <w:szCs w:val="24"/>
+                      <w:color w:val="000000"/>
+                    </w:rPr>
+                    <w:t xml:space="preserve">Amenities found in community parks, plus: community/senior center; sports complex and concessions; skate park</w:t>
+                  </w:r>
+                </w:p>
+              </w:tc>
+              <w:tc>
+                <w:tcPr>
+                  <w:tcBorders>
+                    <w:bottom w:val="single" w:sz="12" w:space="0" w:color="666666"/>
+                    <w:top w:val="none" w:sz="0" w:space="0" w:color="000000"/>
+                    <w:left w:val="none" w:sz="0" w:space="0" w:color="000000"/>
+                    <w:right w:val="none" w:sz="0" w:space="0" w:color="000000"/>
+                  </w:tcBorders>
+                  <w:shd w:val="clear" w:color="auto" w:fill="FFFFFF"/>
+                  <w:tcMar>
+                    <w:top w:w="0" w:type="dxa"/>
+                    <w:bottom w:w="0" w:type="dxa"/>
+                    <w:left w:w="0" w:type="dxa"/>
+                    <w:right w:w="0" w:type="dxa"/>
+                  </w:tcMar>
+                  <w:vAlign w:val="center"/>
+                </w:tcPr>
+                <w:p>
+                  <w:pPr>
+                    <w:jc w:val="center"/>
+                    <w:pBdr>
+                      <w:bottom w:val="none" w:sz="0" w:space="0" w:color="000000"/>
+                      <w:top w:val="none" w:sz="0" w:space="0" w:color="000000"/>
+                      <w:left w:val="none" w:sz="0" w:space="0" w:color="000000"/>
+                      <w:right w:val="none" w:sz="0" w:space="0" w:color="000000"/>
+                    </w:pBdr>
+                    <w:spacing w:after="100" w:before="100" w:line="240"/>
+                    <w:ind w:left="100" w:right="100" w:firstLine="0" w:firstLineChars="0"/>
+                    <w:rPr>
+                      <w:rFonts w:ascii="Arial" w:hAnsi="Arial" w:eastAsia="Arial" w:cs="Arial"/>
+                      <w:i w:val="false"/>
+                      <w:b w:val="false"/>
+                      <w:u w:val="none"/>
+                      <w:strike w:val="false"/>
+                      <w:sz w:val="24"/>
+                      <w:szCs w:val="24"/>
+                      <w:color w:val="000000"/>
+                    </w:rPr>
+                  </w:pPr>
+                  <w:r xmlns:w="http://schemas.openxmlformats.org/wordprocessingml/2006/main" xmlns:wp="http://schemas.openxmlformats.org/drawingml/2006/wordprocessingDrawing" xmlns:r="http://schemas.openxmlformats.org/officeDocument/2006/relationships" xmlns:w14="http://schemas.microsoft.com/office/word/2010/wordml">
+                    <w:rPr>
+                      <w:rFonts w:ascii="Arial" w:hAnsi="Arial" w:eastAsia="Arial" w:cs="Arial"/>
+                      <w:i w:val="false"/>
+                      <w:b w:val="false"/>
+                      <w:u w:val="none"/>
+                      <w:strike w:val="false"/>
+                      <w:sz w:val="24"/>
+                      <w:szCs w:val="24"/>
+                      <w:color w:val="000000"/>
+                    </w:rPr>
+                    <w:t xml:space="preserve">16</w:t>
+                  </w:r>
+                </w:p>
+              </w:tc>
+              <w:tc>
+                <w:tcPr>
+                  <w:tcBorders>
+                    <w:bottom w:val="single" w:sz="12" w:space="0" w:color="666666"/>
+                    <w:top w:val="none" w:sz="0" w:space="0" w:color="000000"/>
+                    <w:left w:val="none" w:sz="0" w:space="0" w:color="000000"/>
+                    <w:right w:val="none" w:sz="0" w:space="0" w:color="000000"/>
+                  </w:tcBorders>
+                  <w:shd w:val="clear" w:color="auto" w:fill="FFFFFF"/>
+                  <w:tcMar>
+                    <w:top w:w="0" w:type="dxa"/>
+                    <w:bottom w:w="0" w:type="dxa"/>
+                    <w:left w:w="0" w:type="dxa"/>
+                    <w:right w:w="0" w:type="dxa"/>
+                  </w:tcMar>
+                  <w:vAlign w:val="center"/>
+                </w:tcPr>
+                <w:p>
+                  <w:pPr>
+                    <w:jc w:val="center"/>
+                    <w:pBdr>
+                      <w:bottom w:val="none" w:sz="0" w:space="0" w:color="000000"/>
+                      <w:top w:val="none" w:sz="0" w:space="0" w:color="000000"/>
+                      <w:left w:val="none" w:sz="0" w:space="0" w:color="000000"/>
+                      <w:right w:val="none" w:sz="0" w:space="0" w:color="000000"/>
+                    </w:pBdr>
+                    <w:spacing w:after="100" w:before="100" w:line="240"/>
+                    <w:ind w:left="100" w:right="100" w:firstLine="0" w:firstLineChars="0"/>
+                    <w:rPr>
+                      <w:rFonts w:ascii="Arial" w:hAnsi="Arial" w:eastAsia="Arial" w:cs="Arial"/>
+                      <w:i w:val="false"/>
+                      <w:b w:val="false"/>
+                      <w:u w:val="none"/>
+                      <w:strike w:val="false"/>
+                      <w:sz w:val="24"/>
+                      <w:szCs w:val="24"/>
+                      <w:color w:val="000000"/>
+                    </w:rPr>
+                  </w:pPr>
+                  <w:r xmlns:w="http://schemas.openxmlformats.org/wordprocessingml/2006/main" xmlns:wp="http://schemas.openxmlformats.org/drawingml/2006/wordprocessingDrawing" xmlns:r="http://schemas.openxmlformats.org/officeDocument/2006/relationships" xmlns:w14="http://schemas.microsoft.com/office/word/2010/wordml">
+                    <w:rPr>
+                      <w:rFonts w:ascii="Arial" w:hAnsi="Arial" w:eastAsia="Arial" w:cs="Arial"/>
+                      <w:i w:val="false"/>
+                      <w:b w:val="false"/>
+                      <w:u w:val="none"/>
+                      <w:strike w:val="false"/>
+                      <w:sz w:val="24"/>
+                      <w:szCs w:val="24"/>
+                      <w:color w:val="000000"/>
+                    </w:rPr>
+                    <w:t xml:space="preserve">&gt;20</w:t>
+                  </w:r>
+                </w:p>
+              </w:tc>
+              <w:tc>
+                <w:tcPr>
+                  <w:tcBorders>
+                    <w:bottom w:val="single" w:sz="12" w:space="0" w:color="666666"/>
+                    <w:top w:val="none" w:sz="0" w:space="0" w:color="000000"/>
+                    <w:left w:val="none" w:sz="0" w:space="0" w:color="000000"/>
+                    <w:right w:val="none" w:sz="0" w:space="0" w:color="000000"/>
+                  </w:tcBorders>
+                  <w:shd w:val="clear" w:color="auto" w:fill="FFFFFF"/>
+                  <w:tcMar>
+                    <w:top w:w="0" w:type="dxa"/>
+                    <w:bottom w:w="0" w:type="dxa"/>
+                    <w:left w:w="0" w:type="dxa"/>
+                    <w:right w:w="0" w:type="dxa"/>
+                  </w:tcMar>
+                  <w:vAlign w:val="center"/>
+                </w:tcPr>
+                <w:p>
+                  <w:pPr>
+                    <w:jc w:val="left"/>
+                    <w:pBdr>
+                      <w:bottom w:val="none" w:sz="0" w:space="0" w:color="000000"/>
+                      <w:top w:val="none" w:sz="0" w:space="0" w:color="000000"/>
+                      <w:left w:val="none" w:sz="0" w:space="0" w:color="000000"/>
+                      <w:right w:val="none" w:sz="0" w:space="0" w:color="000000"/>
+                    </w:pBdr>
+                    <w:spacing w:after="100" w:before="100" w:line="240"/>
+                    <w:ind w:left="100" w:right="100" w:firstLine="0" w:firstLineChars="0"/>
+                    <w:rPr>
+                      <w:rFonts w:ascii="Arial" w:hAnsi="Arial" w:eastAsia="Arial" w:cs="Arial"/>
+                      <w:i w:val="false"/>
+                      <w:b w:val="false"/>
+                      <w:u w:val="none"/>
+                      <w:strike w:val="false"/>
+                      <w:sz w:val="24"/>
+                      <w:szCs w:val="24"/>
+                      <w:color w:val="000000"/>
+                    </w:rPr>
+                  </w:pPr>
+                  <w:r xmlns:w="http://schemas.openxmlformats.org/wordprocessingml/2006/main" xmlns:wp="http://schemas.openxmlformats.org/drawingml/2006/wordprocessingDrawing" xmlns:r="http://schemas.openxmlformats.org/officeDocument/2006/relationships" xmlns:w14="http://schemas.microsoft.com/office/word/2010/wordml">
+                    <w:rPr>
+                      <w:rFonts w:ascii="Arial" w:hAnsi="Arial" w:eastAsia="Arial" w:cs="Arial"/>
+                      <w:i w:val="false"/>
+                      <w:b w:val="false"/>
+                      <w:u w:val="none"/>
+                      <w:strike w:val="false"/>
+                      <w:sz w:val="24"/>
+                      <w:szCs w:val="24"/>
+                      <w:color w:val="000000"/>
+                    </w:rPr>
+                    <w:t xml:space="preserve">8.0</w:t>
                   </w:r>
                 </w:p>
               </w:tc>
